--- a/docs/downloads/david-willoughby-gooding/doc_0090.docx
+++ b/docs/downloads/david-willoughby-gooding/doc_0090.docx
@@ -1,6 +1,6 @@
 
 <file path=word/document.xml><?xml version="1.0" encoding="utf-8"?>
-<w:document xmlns:wpc="http://schemas.microsoft.com/office/word/2010/wordprocessingCanvas" xmlns:cx="http://schemas.microsoft.com/office/drawing/2014/chartex" xmlns:cx1="http://schemas.microsoft.com/office/drawing/2015/9/8/chartex" xmlns:cx2="http://schemas.microsoft.com/office/drawing/2015/10/21/chartex" xmlns:cx3="http://schemas.microsoft.com/office/drawing/2016/5/9/chartex" xmlns:cx4="http://schemas.microsoft.com/office/drawing/2016/5/10/chartex" xmlns:cx5="http://schemas.microsoft.com/office/drawing/2016/5/11/chartex" xmlns:cx6="http://schemas.microsoft.com/office/drawing/2016/5/12/chartex" xmlns:cx7="http://schemas.microsoft.com/office/drawing/2016/5/13/chartex" xmlns:cx8="http://schemas.microsoft.com/office/drawing/2016/5/14/chartex" xmlns:mc="http://schemas.openxmlformats.org/markup-compatibility/2006" xmlns:aink="http://schemas.microsoft.com/office/drawing/2016/ink" xmlns:am3d="http://schemas.microsoft.com/office/drawing/2017/model3d" xmlns:o="urn:schemas-microsoft-com:office:office" xmlns:oel="http://schemas.microsoft.com/office/2019/extlst" xmlns:r="http://schemas.openxmlformats.org/officeDocument/2006/relationships" xmlns:m="http://schemas.openxmlformats.org/officeDocument/2006/math" xmlns:v="urn:schemas-microsoft-com:vml" xmlns:wp14="http://schemas.microsoft.com/office/word/2010/wordprocessingDrawing" xmlns:wp="http://schemas.openxmlformats.org/drawingml/2006/wordprocessingDrawing" xmlns:w10="urn:schemas-microsoft-com:office:word" xmlns:w="http://schemas.openxmlformats.org/wordprocessingml/2006/main" xmlns:w14="http://schemas.microsoft.com/office/word/2010/wordml" xmlns:w15="http://schemas.microsoft.com/office/word/2012/wordml" xmlns:w16cex="http://schemas.microsoft.com/office/word/2018/wordml/cex" xmlns:w16cid="http://schemas.microsoft.com/office/word/2016/wordml/cid" xmlns:w16="http://schemas.microsoft.com/office/word/2018/wordml" xmlns:w16du="http://schemas.microsoft.com/office/word/2023/wordml/word16du" xmlns:w16sdtdh="http://schemas.microsoft.com/office/word/2020/wordml/sdtdatahash" xmlns:w16se="http://schemas.microsoft.com/office/word/2015/wordml/symex" xmlns:wpg="http://schemas.microsoft.com/office/word/2010/wordprocessingGroup" xmlns:wpi="http://schemas.microsoft.com/office/word/2010/wordprocessingInk" xmlns:wne="http://schemas.microsoft.com/office/word/2006/wordml" xmlns:wps="http://schemas.microsoft.com/office/word/2010/wordprocessingShape" mc:Ignorable="w14 w15 w16se w16cid w16 w16cex w16sdtdh wp14">
+<w:document xmlns:wpc="http://schemas.microsoft.com/office/word/2010/wordprocessingCanvas" xmlns:cx="http://schemas.microsoft.com/office/drawing/2014/chartex" xmlns:cx1="http://schemas.microsoft.com/office/drawing/2015/9/8/chartex" xmlns:cx2="http://schemas.microsoft.com/office/drawing/2015/10/21/chartex" xmlns:cx3="http://schemas.microsoft.com/office/drawing/2016/5/9/chartex" xmlns:cx4="http://schemas.microsoft.com/office/drawing/2016/5/10/chartex" xmlns:cx5="http://schemas.microsoft.com/office/drawing/2016/5/11/chartex" xmlns:cx6="http://schemas.microsoft.com/office/drawing/2016/5/12/chartex" xmlns:cx7="http://schemas.microsoft.com/office/drawing/2016/5/13/chartex" xmlns:cx8="http://schemas.microsoft.com/office/drawing/2016/5/14/chartex" xmlns:mc="http://schemas.openxmlformats.org/markup-compatibility/2006" xmlns:aink="http://schemas.microsoft.com/office/drawing/2016/ink" xmlns:am3d="http://schemas.microsoft.com/office/drawing/2017/model3d" xmlns:o="urn:schemas-microsoft-com:office:office" xmlns:oel="http://schemas.microsoft.com/office/2019/extlst" xmlns:r="http://schemas.openxmlformats.org/officeDocument/2006/relationships" xmlns:m="http://schemas.openxmlformats.org/officeDocument/2006/math" xmlns:v="urn:schemas-microsoft-com:vml" xmlns:wp14="http://schemas.microsoft.com/office/word/2010/wordprocessingDrawing" xmlns:wp="http://schemas.openxmlformats.org/drawingml/2006/wordprocessingDrawing" xmlns:w10="urn:schemas-microsoft-com:office:word" xmlns:w="http://schemas.openxmlformats.org/wordprocessingml/2006/main" xmlns:w14="http://schemas.microsoft.com/office/word/2010/wordml" xmlns:w15="http://schemas.microsoft.com/office/word/2012/wordml" xmlns:w16cex="http://schemas.microsoft.com/office/word/2018/wordml/cex" xmlns:w16cid="http://schemas.microsoft.com/office/word/2016/wordml/cid" xmlns:w16="http://schemas.microsoft.com/office/word/2018/wordml" xmlns:w16du="http://schemas.microsoft.com/office/word/2023/wordml/word16du" xmlns:w16sdtdh="http://schemas.microsoft.com/office/word/2020/wordml/sdtdatahash" xmlns:w16sdtfl="http://schemas.microsoft.com/office/word/2024/wordml/sdtformatlock" xmlns:w16se="http://schemas.microsoft.com/office/word/2015/wordml/symex" xmlns:wpg="http://schemas.microsoft.com/office/word/2010/wordprocessingGroup" xmlns:wpi="http://schemas.microsoft.com/office/word/2010/wordprocessingInk" xmlns:wne="http://schemas.microsoft.com/office/word/2006/wordml" xmlns:wps="http://schemas.microsoft.com/office/word/2010/wordprocessingShape" mc:Ignorable="w14 w15 w16se w16cid w16 w16cex w16sdtdh w16sdtfl w16du wp14">
   <w:body>
     <w:p>
       <w:pPr>
@@ -679,7 +679,7 @@
           <w:rFonts w:hint="cs"/>
           <w:rtl/>
         </w:rPr>
-        <w:t xml:space="preserve"> بأن هذا العهد يأتي بنظام جديد كليًا في عبادة الله. العهد العتيق كان فيه خيمة الاجتماع والكهنوت والذبائح. العهد الجديد فيه عبادة مختلفة تمامًا لله. وهذا الأمر وحده بأنه قد قام عهد جديد يبرهن، يقول الكاتب، بأن الأول عتق. ومن ثم أضاف: </w:t>
+        <w:t xml:space="preserve"> بأن هذا العهد يأتي بنظام جديد كليًا في عبادة الله. العهد العتيق كان فيه خيمة الاجتماع والكهنوت والذبائح. العهد الجديد فيه عبادة مختلفة تمامًا لله. وهذا الأمر وحده بأنه قام عهد جديد يبرهن، يقول الكاتب، بأن الأول عتق. ومن ثم أضاف: </w:t>
       </w:r>
       <w:r>
         <w:rPr>
@@ -727,7 +727,70 @@
           <w:rFonts w:hint="cs"/>
           <w:rtl/>
         </w:rPr>
-        <w:t xml:space="preserve"> جيل واحد منذ أول كرازة بالإنجيل. ولكن أيضًا لم يكن قد وصل إلى </w:t>
+        <w:t xml:space="preserve"> جيل واحد منذ أول كرازة بالإنجيل. ولكن أيضًا لم يكن قد وصل إلى الـ 70 عامًا ميلادية، لكن الوقت كان قريبًا جدًا من احتلال الجيوش الرومانية لأورشليم وعلى تحقق النبوة على فم الرب يسوع، بأنه لن يبقى حجر على حجر. فإننا إذًا موجودين في تلك الفترة القصيرة التي قارب فيها النظام العتيق على نهايته. النظام الجديد كان قد تأسس</w:t>
+      </w:r>
+      <w:r>
+        <w:rPr>
+          <w:rFonts w:hint="eastAsia"/>
+          <w:rtl/>
+        </w:rPr>
+        <w:t>،</w:t>
+      </w:r>
+      <w:r>
+        <w:rPr>
+          <w:rFonts w:hint="cs"/>
+          <w:rtl/>
+        </w:rPr>
+        <w:t xml:space="preserve"> ولكنه كان لا يزال في أول طلعته. ولكنه حظي بشكل ملحوظ على تأثير واهتمام. اليهودية مثل المسيحية كانتا في سباق نحو مرحلة عبور حاسمة. في هذه الفترة أتت هذه الرسالة.</w:t>
+      </w:r>
+    </w:p>
+    <w:p>
+      <w:pPr>
+        <w:rPr>
+          <w:rtl/>
+        </w:rPr>
+      </w:pPr>
+      <w:r>
+        <w:rPr>
+          <w:rFonts w:hint="cs"/>
+          <w:rtl/>
+        </w:rPr>
+        <w:t>القراء (المستلمون)</w:t>
+      </w:r>
+    </w:p>
+    <w:p>
+      <w:pPr>
+        <w:rPr>
+          <w:rtl/>
+        </w:rPr>
+      </w:pPr>
+      <w:r>
+        <w:rPr>
+          <w:rFonts w:hint="cs"/>
+          <w:rtl/>
+        </w:rPr>
+        <w:t xml:space="preserve">أي أناس كان مستلمو الرسالة؟ هم كانوا يهودًا، ولقد سمعنا بما يكفي </w:t>
+      </w:r>
+      <w:r>
+        <w:rPr>
+          <w:rFonts w:hint="cs"/>
+          <w:rtl/>
+        </w:rPr>
+        <w:t>لنفهم بعض الشيء</w:t>
+      </w:r>
+      <w:r>
+        <w:rPr>
+          <w:rFonts w:hint="cs"/>
+          <w:rtl/>
+        </w:rPr>
+        <w:t xml:space="preserve"> عن</w:t>
+      </w:r>
+      <w:r>
+        <w:rPr>
+          <w:rFonts w:hint="cs"/>
+          <w:rtl/>
+        </w:rPr>
+        <w:t xml:space="preserve"> خاصية عواطف أولئك الناس. وإن انتبهنا لبعض الآيات في إصحاح 10 سنفهمها بشكل أفضل. هم كانوا يهودًا قدموا اعترافهم بالإيمان المسيحي. من بعد ذلك تعرضوا لاضطهادات رهيبة. إننا نقرأ بأنهم اجتازوا في صراعات أليمة من بعد استنارتهم. فلقد أصبحوا معرضين </w:t>
       </w:r>
       <w:proofErr w:type="spellStart"/>
       <w:r>
@@ -735,7 +798,7 @@
           <w:rFonts w:hint="cs"/>
           <w:rtl/>
         </w:rPr>
-        <w:t>الـ</w:t>
+        <w:t>للتعييرات</w:t>
       </w:r>
       <w:proofErr w:type="spellEnd"/>
       <w:r>
@@ -743,70 +806,49 @@
           <w:rFonts w:hint="cs"/>
           <w:rtl/>
         </w:rPr>
-        <w:t xml:space="preserve"> 70 عامًا ميلادية، لكن الوقت كان قريبًا جدًا من احتلال الجيوش الرومانية لأورشليم وعلى تحقق النبوة على فم الرب يسوع، بأنه لن يبقى حجر على حجر. فإننا إذًا موجودين في تلك الفترة القصيرة التي قارب فيها النظام العتيق على نهايته. النظام الجديد كان قد تأسس</w:t>
-      </w:r>
-      <w:r>
-        <w:rPr>
-          <w:rFonts w:hint="eastAsia"/>
-          <w:rtl/>
-        </w:rPr>
-        <w:t>،</w:t>
-      </w:r>
-      <w:r>
-        <w:rPr>
-          <w:rFonts w:hint="cs"/>
-          <w:rtl/>
-        </w:rPr>
-        <w:t xml:space="preserve"> ولكنه كان لا يزال في أول طلعته. ولكنه حظي بشكل ملحوظ على تأثير واهتمام. اليهودية مثل المسيحية كانتا في سباق نحو مرحلة عبور حاسمة. في هذه الفترة أتت هذه الرسالة.</w:t>
-      </w:r>
-    </w:p>
-    <w:p>
-      <w:pPr>
-        <w:rPr>
-          <w:rtl/>
-        </w:rPr>
-      </w:pPr>
-      <w:r>
-        <w:rPr>
-          <w:rFonts w:hint="cs"/>
-          <w:rtl/>
-        </w:rPr>
-        <w:t>القراء (المستلمون)</w:t>
-      </w:r>
-    </w:p>
-    <w:p>
-      <w:pPr>
-        <w:rPr>
-          <w:rtl/>
-        </w:rPr>
-      </w:pPr>
-      <w:r>
-        <w:rPr>
-          <w:rFonts w:hint="cs"/>
-          <w:rtl/>
-        </w:rPr>
-        <w:t xml:space="preserve">أي أناس كان مستلمو الرسالة؟ هم كانوا يهودًا، ولقد سمعنا بما يكفي </w:t>
-      </w:r>
-      <w:r>
-        <w:rPr>
-          <w:rFonts w:hint="cs"/>
-          <w:rtl/>
-        </w:rPr>
-        <w:t>لنفهم بعض الشيء</w:t>
-      </w:r>
-      <w:r>
-        <w:rPr>
-          <w:rFonts w:hint="cs"/>
-          <w:rtl/>
-        </w:rPr>
-        <w:t xml:space="preserve"> عن</w:t>
-      </w:r>
-      <w:r>
-        <w:rPr>
-          <w:rFonts w:hint="cs"/>
-          <w:rtl/>
-        </w:rPr>
-        <w:t xml:space="preserve"> خاصية عواطف أولئك الناس. وإن انتبهنا لبعض الآيات في إصحاح 10 سنفهمها بشكل أفضل. هم كانوا يهودًا قدموا اعترافهم بالإيمان المسيحي. من بعد ذلك تعرضوا لاضطهادات رهيبة. إننا نقرأ بأنهم اجتازوا في صراعات أليمة من بعد استنارتهم. فلقد أصبحوا معرضين </w:t>
+        <w:t xml:space="preserve"> والضيقات. البعض منهم خسروا بيوتهم ديارهم وأموالهم.</w:t>
+      </w:r>
+    </w:p>
+    <w:p>
+      <w:pPr>
+        <w:rPr>
+          <w:rtl/>
+        </w:rPr>
+      </w:pPr>
+      <w:r>
+        <w:rPr>
+          <w:rFonts w:hint="cs"/>
+          <w:rtl/>
+        </w:rPr>
+        <w:t>لقد كانوا أناس</w:t>
+      </w:r>
+      <w:r>
+        <w:rPr>
+          <w:rFonts w:hint="cs"/>
+          <w:rtl/>
+        </w:rPr>
+        <w:t>ًا</w:t>
+      </w:r>
+      <w:r>
+        <w:rPr>
+          <w:rFonts w:hint="cs"/>
+          <w:rtl/>
+        </w:rPr>
+        <w:t xml:space="preserve"> شجعان. وعلينا أن نتحفظ من أن نقلل من قدر هؤلاء الرجال والنساء الذين عانوا لأجل إيمانهم بالرب يسوع من أول يوم "</w:t>
+      </w:r>
+      <w:r>
+        <w:rPr>
+          <w:rFonts w:hint="cs"/>
+          <w:rtl/>
+        </w:rPr>
+        <w:t>ب</w:t>
+      </w:r>
+      <w:r>
+        <w:rPr>
+          <w:rFonts w:hint="cs"/>
+          <w:rtl/>
+        </w:rPr>
+        <w:t xml:space="preserve">جهاد </w:t>
       </w:r>
       <w:proofErr w:type="spellStart"/>
       <w:r>
@@ -814,6 +856,29 @@
           <w:rFonts w:hint="cs"/>
           <w:rtl/>
         </w:rPr>
+        <w:t>إليم</w:t>
+      </w:r>
+      <w:proofErr w:type="spellEnd"/>
+      <w:r>
+        <w:rPr>
+          <w:rFonts w:hint="cs"/>
+          <w:rtl/>
+        </w:rPr>
+        <w:t>". وبصورة كريمة انضموا للكارزين بالإنجيل ولقادتهم الروحيين</w:t>
+      </w:r>
+      <w:r>
+        <w:rPr>
+          <w:rFonts w:hint="cs"/>
+          <w:rtl/>
+        </w:rPr>
+        <w:t xml:space="preserve">، كما وحينما قُبض عليهم وضُربوا في العلن وحتى طُرحوا في السجون. فلم يسمحوا للتهديدات ولا </w:t>
+      </w:r>
+      <w:proofErr w:type="spellStart"/>
+      <w:r>
+        <w:rPr>
+          <w:rFonts w:hint="cs"/>
+          <w:rtl/>
+        </w:rPr>
         <w:t>للتعييرات</w:t>
       </w:r>
       <w:proofErr w:type="spellEnd"/>
@@ -822,49 +887,404 @@
           <w:rFonts w:hint="cs"/>
           <w:rtl/>
         </w:rPr>
-        <w:t xml:space="preserve"> والضيقات. البعض منهم خسروا بيوتهم ديارهم وأموالهم.</w:t>
-      </w:r>
-    </w:p>
-    <w:p>
-      <w:pPr>
-        <w:rPr>
-          <w:rtl/>
-        </w:rPr>
-      </w:pPr>
-      <w:r>
-        <w:rPr>
-          <w:rFonts w:hint="cs"/>
-          <w:rtl/>
-        </w:rPr>
-        <w:t>لقد كانوا أناس</w:t>
-      </w:r>
-      <w:r>
-        <w:rPr>
-          <w:rFonts w:hint="cs"/>
-          <w:rtl/>
-        </w:rPr>
-        <w:t>ًا</w:t>
-      </w:r>
-      <w:r>
-        <w:rPr>
-          <w:rFonts w:hint="cs"/>
-          <w:rtl/>
-        </w:rPr>
-        <w:t xml:space="preserve"> شجعان. وعلينا أن نتحفظ من أن نقلل من قدر هؤلاء الرجال والنساء الذين عانوا لأجل إيمانهم بالرب يسوع من أول يوم "</w:t>
-      </w:r>
-      <w:r>
-        <w:rPr>
-          <w:rFonts w:hint="cs"/>
-          <w:rtl/>
-        </w:rPr>
-        <w:t>ب</w:t>
-      </w:r>
-      <w:r>
-        <w:rPr>
-          <w:rFonts w:hint="cs"/>
-          <w:rtl/>
-        </w:rPr>
-        <w:t xml:space="preserve">جهاد </w:t>
+        <w:t xml:space="preserve"> أن تحيدهم عن اعترافهم بالإيمان. وباقتناع لا يتزعزع أنهم لهم خيرات أفضل من الأرضية، أي ميراث سماوي قبلوا بفرح سلب أموالهم. بكل تأكيد هم لم يكونوا جبناء. وإنما بالحري نحن نتعجب من أولئك الرجال والنساء </w:t>
+      </w:r>
+      <w:r>
+        <w:rPr>
+          <w:rFonts w:hint="cs"/>
+          <w:rtl/>
+        </w:rPr>
+        <w:t>الشجعان</w:t>
+      </w:r>
+      <w:r>
+        <w:rPr>
+          <w:rFonts w:hint="cs"/>
+          <w:rtl/>
+        </w:rPr>
+        <w:t>.</w:t>
+      </w:r>
+    </w:p>
+    <w:p>
+      <w:pPr>
+        <w:rPr>
+          <w:rtl/>
+        </w:rPr>
+      </w:pPr>
+      <w:r>
+        <w:rPr>
+          <w:rFonts w:hint="cs"/>
+          <w:rtl/>
+        </w:rPr>
+        <w:t xml:space="preserve">ونحن نقرأ الرسالة سيتضح لنا أيضًا بأن </w:t>
+      </w:r>
+      <w:r>
+        <w:rPr>
+          <w:rFonts w:hint="cs"/>
+          <w:rtl/>
+        </w:rPr>
+        <w:t xml:space="preserve">الأحوال لم تعُد تسير معهم في تلك الأثناء على ما يرام، مع أنهم كانوا يشغلون مناصبهم بشجاعة في الأيام التي استنيروا فيها. في عبرانيين 10: 25 لاحظ الكاتب بأن البعض أهمل وترك اجتماعهم، والتي هي دائمًا علامة جدية فيمَن كانوا مليئين بالغيرة في البداية. إن كنت سألتهم لماذا لم يأتوا ثانية، ربما كان سيجيب البعض منهم: "إننا يمكننا أن نؤمن بيسوع في بيوتنا أيضًا." لكن ألا تعلمون بأنها دائمًا علامة تثير القلق عندما </w:t>
+      </w:r>
+      <w:r>
+        <w:rPr>
+          <w:rFonts w:hint="cs"/>
+          <w:rtl/>
+        </w:rPr>
+        <w:t>يتزايد ندور تواجد المليئين بالغيرة في الاجتماعات. على أي حال فإن هذه الظاهرة جعلت كاتب الرسالة، الذي شعر بمسؤوليته الروحية لأولئك الناس، أن يخشى من أسوأ الأمور. لهذا فالرسالة مليئة بالحث على التمسك باعتراف الإيمان. ربما من البداية كان علينا أن نلاحظ بم كان عليهم أن يتمسكوا به؛ ليس مجرد بغيرتهم أو بصورة التقوى، كلا، وإنما باعتراف إيمانهم. إن كاتب هذه الرسالة كان على الأقل قد لاحظ خطورة الموقف، بأن بعضًا ممن كانت لهم الجرأة في اعترافهم في الماضي يضربون الآن اعتراف إيمانهم بيسوع كالمسيا ضرب الحائط.</w:t>
+      </w:r>
+    </w:p>
+    <w:p>
+      <w:pPr>
+        <w:rPr>
+          <w:rtl/>
+        </w:rPr>
+      </w:pPr>
+      <w:r>
+        <w:rPr>
+          <w:rFonts w:hint="cs"/>
+          <w:rtl/>
+        </w:rPr>
+        <w:t>إن هذا فتح المجال لأصعب الأسئلة، وهذه الأسئلة عاد ووضع تحتها خط من خلال تحذيرات جادة. إن كل الوضع ذكّر الكاتب بأحداث البرية، حينما كانت لإسرائيل بداية حسنة ما قبل ما يزيد عن مئات من السنين، حينما خرج من مصر وأنشد من تلقاء نفسه: "</w:t>
+      </w:r>
+      <w:r>
+        <w:rPr>
+          <w:rtl/>
+        </w:rPr>
+        <w:t xml:space="preserve"> «أُرَنِّمُ لِلرَّبِّ فَإِنَّهُ قَدْ تَعَظَّمَ. الْفَرَسَ وَرَاكِبَهُ طَرَحَهُمَا فِي الْبَحْرِ.</w:t>
+      </w:r>
+      <w:r>
+        <w:rPr>
+          <w:rFonts w:hint="cs"/>
+          <w:rtl/>
+        </w:rPr>
+        <w:t xml:space="preserve">" ومن بعد ذلك بوقت قصير ظهر بأن بعضًا منهم رفض الدخول إلى أرض الموعد. هذه كانت ساعة قاتمة في تاريخ إسرائيل، وبهذه الساعة كان قد تذكر الكاتب وهو ينظر إلى الوضع الراهن. وفي إصحاح 6، حيث طالبهم الكاتب بأن </w:t>
+      </w:r>
+      <w:r>
+        <w:rPr>
+          <w:rFonts w:hint="cs"/>
+          <w:rtl/>
+        </w:rPr>
+        <w:t>يتقدموا إلى</w:t>
+      </w:r>
+      <w:r>
+        <w:rPr>
+          <w:rFonts w:hint="cs"/>
+          <w:rtl/>
+        </w:rPr>
+        <w:t xml:space="preserve"> </w:t>
+      </w:r>
+      <w:r>
+        <w:rPr>
+          <w:rFonts w:hint="cs"/>
+          <w:rtl/>
+        </w:rPr>
+        <w:t>ا</w:t>
+      </w:r>
+      <w:r>
+        <w:rPr>
+          <w:rFonts w:hint="cs"/>
+          <w:rtl/>
+        </w:rPr>
+        <w:t>لكمال، تكلم عن أولئك المرتدين والذين فعلوا أمورًا رهيبة حتى أنه لم يكن من الممكن</w:t>
+      </w:r>
+      <w:r>
+        <w:rPr>
+          <w:rFonts w:hint="cs"/>
+          <w:rtl/>
+        </w:rPr>
+        <w:t xml:space="preserve"> بعدها</w:t>
+      </w:r>
+      <w:r>
+        <w:rPr>
+          <w:rFonts w:hint="cs"/>
+          <w:rtl/>
+        </w:rPr>
+        <w:t xml:space="preserve"> تجديدهم</w:t>
+      </w:r>
+      <w:r>
+        <w:rPr>
+          <w:rFonts w:hint="cs"/>
+          <w:rtl/>
+        </w:rPr>
+        <w:t xml:space="preserve"> ثانية</w:t>
+      </w:r>
+      <w:r>
+        <w:rPr>
+          <w:rFonts w:hint="cs"/>
+          <w:rtl/>
+        </w:rPr>
+        <w:t xml:space="preserve"> للتوبة</w:t>
+      </w:r>
+      <w:r>
+        <w:rPr>
+          <w:rFonts w:hint="cs"/>
+          <w:rtl/>
+        </w:rPr>
+        <w:t>. وحينما وصل أخيرًا للإصحاح العاشر، حذّر قائلاً: لأنه إن أخطأتم بإرادتكم من بعدما أن نلتم معرفة الحق لن تعود هنالك أية ذبيحة فيما بعد عن الخطايا، وإنما انتظار دينونة رهيب. نعم، فهؤلاء العبرانيين فتحوا المجال للكاتب لأكثر المخاوف جدية.</w:t>
+      </w:r>
+    </w:p>
+    <w:p>
+      <w:pPr>
+        <w:rPr>
+          <w:rtl/>
+        </w:rPr>
+      </w:pPr>
+      <w:r>
+        <w:rPr>
+          <w:rFonts w:hint="cs"/>
+          <w:rtl/>
+        </w:rPr>
+        <w:t>تاريخهم</w:t>
+      </w:r>
+    </w:p>
+    <w:p>
+      <w:pPr>
+        <w:rPr>
+          <w:rtl/>
+        </w:rPr>
+      </w:pPr>
+      <w:r>
+        <w:rPr>
+          <w:rFonts w:hint="cs"/>
+          <w:rtl/>
+        </w:rPr>
+        <w:t xml:space="preserve">في الدراسات التالية سنحاول لا فقط بأن نفهم ما قيل لمستلمي الرسالة، وإنما بأن نطبقها علينا بقدر ما هو مناسب وكيفما هو كذلك. فعلينا لهذا أن نجتهد </w:t>
+      </w:r>
+      <w:r>
+        <w:rPr>
+          <w:rtl/>
+        </w:rPr>
+        <w:t>–</w:t>
+      </w:r>
+      <w:r>
+        <w:rPr>
+          <w:rFonts w:hint="cs"/>
+          <w:rtl/>
+        </w:rPr>
+        <w:t xml:space="preserve"> وأود بأن أشدّد على ذلك -، بأن نفهم كل بُعد هذا الوضع الخطير. تصوّر أننا هنا لدينا أمامنا أناس ترعرعوا في الإيمان اليهودي. أفكارهم بالله لم تكن بالانفصال عن هيكل أورشليم اللامع، عن فرقة ترنيم اللاويين والكهنة بارتباطها بكل أبهة تلك الطقوس التي طوتها الأيام. هم كانوا معتادين على البخور والموسيقى، على أمور نشعر بها بحواسنا. فلقد نظروا </w:t>
+      </w:r>
+      <w:r>
+        <w:rPr>
+          <w:rFonts w:hint="cs"/>
+          <w:rtl/>
+        </w:rPr>
+        <w:t>الكاهن</w:t>
+      </w:r>
+      <w:r>
+        <w:rPr>
+          <w:rFonts w:hint="cs"/>
+          <w:rtl/>
+        </w:rPr>
+        <w:t xml:space="preserve"> بعيونهم </w:t>
+      </w:r>
+      <w:r>
+        <w:rPr>
+          <w:rFonts w:hint="cs"/>
+          <w:rtl/>
+        </w:rPr>
+        <w:t xml:space="preserve">وهو يذبح الحيوانات ويحرقها، كيف أنه اغتسل في المرحضة واعترف بخطايا الشعب فوق ذبيحة الخطية. هؤلاء اليهود كانوا قد ترعرعوا في ديانة زينتها كانت أكثر الأسماء الجديرة </w:t>
+      </w:r>
+      <w:r>
+        <w:rPr>
+          <w:rFonts w:hint="cs"/>
+          <w:rtl/>
+        </w:rPr>
+        <w:t>بالاحترام</w:t>
+      </w:r>
+      <w:r>
+        <w:rPr>
+          <w:rFonts w:hint="cs"/>
+          <w:rtl/>
+        </w:rPr>
+        <w:t xml:space="preserve">. </w:t>
+      </w:r>
+      <w:r>
+        <w:rPr>
+          <w:rFonts w:hint="cs"/>
+          <w:rtl/>
+        </w:rPr>
+        <w:t>ألم يسجد موسى في بيت لله كان مماثلاً لبيتهم إلى حد بعيد؟ ألم يبني داود وسليمان معًا ذلك الهيكل الذي الهيكل الحاضر كان صورة تعكس أبهته؟ وألم يكن الله هو مَن أعدّ كل هذه المنشآت؟ وألم تكن الكتب المقدسة التي قال عنها المسيا بنفسه أنه لا يمكن نقضها، هي التي أمرتهم بهذه الأمور؟ ألم يحبوا كل هذه الترتيبات المسلَّمة كتقليد بحفاوة كما يليق</w:t>
+      </w:r>
+      <w:r>
+        <w:rPr>
+          <w:rFonts w:hint="cs"/>
+          <w:rtl/>
+        </w:rPr>
+        <w:t xml:space="preserve"> بكل يهودي؟ هذه الأمور كانت حياتهم. هم، أو على الأقل أسلافهم كانوا قد اجتازوا في أمرّ الاضطهادات حينما نجّس طاغية يوناني هيكلهم. لقد قاوموا هذا المجدف على الله حتى الدم وعن شبر واحد لم يتخلوا. هو حاول بأن يقطعهم عن تكريمهم لله الحقيقي الوحيد، وعن الناموس المقدس وعن عبادتهم في الهيكل، وكثيرون دفعوا ثمن أمانتهم بحياتهم من أجل عبادتهم لله بحسب العهد القديم.</w:t>
+      </w:r>
+    </w:p>
+    <w:p>
+      <w:pPr>
+        <w:rPr>
+          <w:rtl/>
+        </w:rPr>
+      </w:pPr>
+      <w:r>
+        <w:rPr>
+          <w:rFonts w:hint="cs"/>
+          <w:rtl/>
+        </w:rPr>
+        <w:t xml:space="preserve">هذه الاختبارات تُشعل نارًا لا تُطفأ بطبيعة الحال في القلب والنفس إن كان في الفرد أو في </w:t>
+      </w:r>
+      <w:r>
+        <w:rPr>
+          <w:rFonts w:hint="cs"/>
+          <w:rtl/>
+        </w:rPr>
+        <w:t>كل الشعوب. هؤلاء اليهود الذين أُرسلت إليهم هذه الرسالة لم يتفقوا فقط مع مبادئ إيمانهم؛ فلقد كانوا على استعداد أن يجاهدوا بكل عواطفهم وحياتهم من أجلها.</w:t>
+      </w:r>
+    </w:p>
+    <w:p>
+      <w:pPr>
+        <w:rPr>
+          <w:rtl/>
+        </w:rPr>
+      </w:pPr>
+      <w:r>
+        <w:rPr>
+          <w:rFonts w:hint="cs"/>
+          <w:rtl/>
+        </w:rPr>
+        <w:t>لكن من ثم جاء الرب يسوع. ربما كان من</w:t>
+      </w:r>
+      <w:r>
+        <w:rPr>
+          <w:rFonts w:hint="cs"/>
+          <w:rtl/>
+        </w:rPr>
+        <w:t xml:space="preserve"> بين</w:t>
+      </w:r>
+      <w:r>
+        <w:rPr>
+          <w:rFonts w:hint="cs"/>
+          <w:rtl/>
+        </w:rPr>
+        <w:t xml:space="preserve"> مستلمي الرسالة </w:t>
+      </w:r>
+      <w:r>
+        <w:rPr>
+          <w:rFonts w:hint="cs"/>
+          <w:rtl/>
+        </w:rPr>
+        <w:t>مَن</w:t>
+      </w:r>
+      <w:r>
+        <w:rPr>
+          <w:rFonts w:hint="cs"/>
+          <w:rtl/>
+        </w:rPr>
+        <w:t xml:space="preserve"> سمعوا الرب شخصيًا. وربما البعض استمع لأمثاله من فمه وكانوا قد تأثروا من آياته وعجائبه في أجسادهم. يسوع جاء وشهد بأن المسيح هو مسيا إسرائيل، ابن الله. كل الأمة بأكملها رفضت هذه الشهادة. ومن ثم تلت تلك الأحداث الكبيرة </w:t>
+      </w:r>
+      <w:r>
+        <w:rPr>
+          <w:rFonts w:hint="cs"/>
+          <w:rtl/>
+        </w:rPr>
+        <w:t>في</w:t>
+      </w:r>
+      <w:r>
+        <w:rPr>
+          <w:rFonts w:hint="cs"/>
+          <w:rtl/>
+        </w:rPr>
+        <w:t xml:space="preserve"> يوم الخمسين، حينما تزعزعت أورشليم حتى إلى أساساتها: </w:t>
+      </w:r>
+      <w:r>
+        <w:rPr>
+          <w:rFonts w:hint="cs"/>
+          <w:rtl/>
+        </w:rPr>
+        <w:t>أتباع يسوع أذاعوا بصوت عالٍ، أن يسوع هذا الذي صلبوه قد قام من بين الأموات وصعد إلى السماء وبالتالي برهن بأنه فعلاً مسيّا إسرائيل! الله أصدر حكمه في سلطانه على الأمة، بإقامته من بين الأموات وأجلسه عن يمينه.</w:t>
+      </w:r>
+    </w:p>
+    <w:p>
+      <w:pPr>
+        <w:rPr>
+          <w:rtl/>
+        </w:rPr>
+      </w:pPr>
+      <w:r>
+        <w:rPr>
+          <w:rFonts w:hint="cs"/>
+          <w:rtl/>
+        </w:rPr>
+        <w:t xml:space="preserve">الروح القدس كان قد جاء ليؤكّد على هذه البشارة؛ وهذا حدث بطريقة مقنعة حتى أنه كاد سكان أورشليم لم يقدروا أن يناقضوها. في اسم يسوع هذا حدثت عجائب، عجائب فريدة من نوعها، وكثيرون تابوا على قتلهم </w:t>
+      </w:r>
+      <w:r>
+        <w:rPr>
+          <w:rFonts w:hint="cs"/>
+          <w:rtl/>
+        </w:rPr>
+        <w:t>ل</w:t>
+      </w:r>
+      <w:r>
+        <w:rPr>
+          <w:rFonts w:hint="cs"/>
+          <w:rtl/>
+        </w:rPr>
+        <w:t xml:space="preserve">ابن الله. هم قتلوه بجهل؛ والآن هم اعترفوا </w:t>
+      </w:r>
+      <w:r>
+        <w:rPr>
+          <w:rFonts w:hint="cs"/>
+          <w:rtl/>
+        </w:rPr>
+        <w:t xml:space="preserve">بذنبهم </w:t>
+      </w:r>
+      <w:r>
+        <w:rPr>
+          <w:rFonts w:hint="cs"/>
+          <w:rtl/>
+        </w:rPr>
+        <w:t xml:space="preserve">بقلوب </w:t>
+      </w:r>
+      <w:r>
+        <w:rPr>
+          <w:rFonts w:hint="cs"/>
+          <w:rtl/>
+        </w:rPr>
+        <w:t>مشتعلة</w:t>
+      </w:r>
+      <w:r>
+        <w:rPr>
+          <w:rFonts w:hint="cs"/>
+          <w:rtl/>
+        </w:rPr>
+        <w:t xml:space="preserve"> </w:t>
+      </w:r>
+      <w:r>
+        <w:rPr>
+          <w:rFonts w:hint="cs"/>
+          <w:rtl/>
+        </w:rPr>
+        <w:t>واعتمدوا باسم يسوع في تلك المدينة التي صُلب ربهم فيها.</w:t>
+      </w:r>
+    </w:p>
+    <w:p>
+      <w:pPr>
+        <w:rPr>
+          <w:rtl/>
+        </w:rPr>
+      </w:pPr>
+      <w:r>
+        <w:rPr>
+          <w:rFonts w:hint="cs"/>
+          <w:rtl/>
+        </w:rPr>
+        <w:t>أمة منقسمة</w:t>
+      </w:r>
+    </w:p>
+    <w:p>
+      <w:pPr>
+        <w:rPr>
+          <w:rtl/>
+        </w:rPr>
+      </w:pPr>
+      <w:r>
+        <w:rPr>
+          <w:rFonts w:hint="cs"/>
+          <w:rtl/>
+        </w:rPr>
+        <w:t xml:space="preserve">بعض الأخوة الشيوخ من بين مستلمي الرسالة من الممكن جدًا أنهم كانوا واقفين في أزقة أورشليم، حينما حدثت هذه الأفعال القديرة. قسم كبير من هؤلاء الإخوة الشيوخ كانوا بالطبع قد رقدوا ومضوا إلى وطنهم. أغلبهم كانوا تلاميذ وقد حصلوا على الإنجيل بمصادقة الذين كانوا أتباع الرب يسوع شخصيًا (عبرانيين 2: 3). عدا ذلك فلقد صادق الله على حقيقة هذه البشارة من السماء وأكّد عليها، حيث سمح لعدد كبير من الآيات تحدث. ونتيجة لذلك كان الكثير من اليهود قد انتقلوا إلى الإيمان </w:t>
       </w:r>
       <w:proofErr w:type="spellStart"/>
       <w:r>
@@ -872,7 +1292,7 @@
           <w:rFonts w:hint="cs"/>
           <w:rtl/>
         </w:rPr>
-        <w:t>إليم</w:t>
+        <w:t>بالمسيا</w:t>
       </w:r>
       <w:proofErr w:type="spellEnd"/>
       <w:r>
@@ -880,14 +1300,112 @@
           <w:rFonts w:hint="cs"/>
           <w:rtl/>
         </w:rPr>
-        <w:t>". وبصورة كريمة انضموا للكارزين بالإنجيل ولقادتهم الروحيين</w:t>
-      </w:r>
-      <w:r>
-        <w:rPr>
-          <w:rFonts w:hint="cs"/>
-          <w:rtl/>
-        </w:rPr>
-        <w:t xml:space="preserve">، كما وحينما قُبض عليهم وضُربوا في العلن وحتى طُرحوا في السجون. فلم يسمحوا للتهديدات ولا </w:t>
+        <w:t xml:space="preserve"> ومن بينهم كهنة ليسوا بقليلين (أعمال الرسل 6: 7)، ولكنهم بقوا بالرغم من ذلك يهودًا.</w:t>
+      </w:r>
+    </w:p>
+    <w:p>
+      <w:pPr>
+        <w:rPr>
+          <w:rtl/>
+        </w:rPr>
+      </w:pPr>
+      <w:r>
+        <w:rPr>
+          <w:rFonts w:hint="cs"/>
+          <w:rtl/>
+        </w:rPr>
+        <w:t xml:space="preserve">لقد كانت الحالة غير طبيعية. الأمة انقسمت والذي وقف محايدًا لما كان يمكنه أن يتنبأ لسنوات إلى أي جانب سترجّح </w:t>
+      </w:r>
+      <w:r>
+        <w:rPr>
+          <w:rFonts w:hint="cs"/>
+          <w:rtl/>
+        </w:rPr>
+        <w:t xml:space="preserve">كفّة الميزان أخيرًا. فلقد كان نظار الشعب المُعتمدون لا يزالون أصحاب القرار والحكم بأن يسوع لم يكن المسيا وبأنه كان هنالك تطرف في </w:t>
+      </w:r>
+      <w:r>
+        <w:rPr>
+          <w:rFonts w:hint="cs"/>
+          <w:rtl/>
+        </w:rPr>
+        <w:t>إعطائه</w:t>
+      </w:r>
+      <w:r>
+        <w:rPr>
+          <w:rFonts w:hint="cs"/>
+          <w:rtl/>
+        </w:rPr>
+        <w:t xml:space="preserve"> الحق في ذلك.</w:t>
+      </w:r>
+    </w:p>
+    <w:p>
+      <w:pPr>
+        <w:rPr>
+          <w:rtl/>
+        </w:rPr>
+      </w:pPr>
+      <w:r>
+        <w:rPr>
+          <w:rFonts w:hint="cs"/>
+          <w:rtl/>
+        </w:rPr>
+        <w:t>فلقد كانوا مجبرين بالتالي أن يحاولوا بأن يبرهنوا بأنهم لم يقُم من الأموات. ومن الجانب الآخر قامت مجموعة تزايدت في عددها من اليهود شهدوا بأن يسوع هو المسيا ولهذا صلبه حدث ظُلمًا. لقد ادّعوا بأنه قام من بين الأموات.</w:t>
+      </w:r>
+    </w:p>
+    <w:p>
+      <w:pPr>
+        <w:rPr>
+          <w:rtl/>
+        </w:rPr>
+      </w:pPr>
+      <w:r>
+        <w:rPr>
+          <w:rFonts w:hint="cs"/>
+          <w:rtl/>
+        </w:rPr>
+        <w:t>وهؤلاء اليهود من المحلّتين استمروا في ذهابهم إلى ذات الهيكل وقاموا هناك بصلوات جماعية.</w:t>
+      </w:r>
+      <w:r>
+        <w:rPr>
+          <w:rFonts w:hint="cs"/>
+          <w:rtl/>
+        </w:rPr>
+        <w:t xml:space="preserve"> وقد التقوا معًا في مجامع مختلفة، لأنه في داخل اليهودية كان هنالك الكثير من المجامع المختلفة والتي تداولت آراء مختلفة بدرجة بسيطة عن بعضها. لكن جميعهم ذهبوا إلى الهيكل ذاته وعبدوا ذات الإله الواحد في حظائره المقدسة. أنتم تعلمون مثلنا كيف أن رجال في أعمال الرسل مثل بطرس ويوحنا كما وأيضًا بولس نقرأ عنهم كيف أنهم كانوا لا يزالون مرتبطين لسنوات بهذا الهيكل. لقد كان بالنسبة لهم نقطة جذبتهم.</w:t>
+      </w:r>
+    </w:p>
+    <w:p>
+      <w:pPr>
+        <w:rPr>
+          <w:rtl/>
+        </w:rPr>
+      </w:pPr>
+      <w:r>
+        <w:rPr>
+          <w:rFonts w:hint="cs"/>
+          <w:rtl/>
+        </w:rPr>
+        <w:t>فهؤلاء المسيحيون اليهود كانوا في بداياتهم لا يزالون مرتبطين بالهيكل وشهدوا هناك بإنجيلهم المجيد. لقد كان عليهم أن يوضحوا للناس بأن يسوع، بالرغم من أنه تألم،</w:t>
+      </w:r>
+      <w:r>
+        <w:rPr>
+          <w:rFonts w:hint="cs"/>
+          <w:rtl/>
+        </w:rPr>
+        <w:t xml:space="preserve"> أنه</w:t>
+      </w:r>
+      <w:r>
+        <w:rPr>
+          <w:rFonts w:hint="cs"/>
+          <w:rtl/>
+        </w:rPr>
+        <w:t xml:space="preserve"> هو المسيّا؛ </w:t>
+      </w:r>
+      <w:r>
+        <w:rPr>
+          <w:rFonts w:hint="cs"/>
+          <w:rtl/>
+        </w:rPr>
+        <w:t xml:space="preserve">وقد تعلموا بأن يفتحوا صفحات عهدهم القديم ليُظهروا من هناك بأن آلام المسيّا كان متنبأ عنها. إن حقيقة تألّم يسوع، هكذا كان جدلهم، لم يكن برهانًا ضد ذلك، وإنما بالحري على </w:t>
       </w:r>
       <w:proofErr w:type="spellStart"/>
       <w:r>
@@ -895,7 +1413,7 @@
           <w:rFonts w:hint="cs"/>
           <w:rtl/>
         </w:rPr>
-        <w:t>للتعييرات</w:t>
+        <w:t>مسيانيته</w:t>
       </w:r>
       <w:proofErr w:type="spellEnd"/>
       <w:r>
@@ -903,167 +1421,44 @@
           <w:rFonts w:hint="cs"/>
           <w:rtl/>
         </w:rPr>
-        <w:t xml:space="preserve"> أن تحيدهم عن اعترافهم بالإيمان. وباقتناع لا يتزعزع أنهم لهم خيرات أفضل من الأرضية، أي ميراث سماوي قبلوا بفرح سلب أموالهم. بكل تأكيد هم لم يكونوا جبناء. وإنما بالحري نحن نتعجب من أولئك الرجال والنساء </w:t>
-      </w:r>
-      <w:r>
-        <w:rPr>
-          <w:rFonts w:hint="cs"/>
-          <w:rtl/>
-        </w:rPr>
-        <w:t>الشجعان</w:t>
-      </w:r>
-      <w:r>
-        <w:rPr>
-          <w:rFonts w:hint="cs"/>
-          <w:rtl/>
-        </w:rPr>
-        <w:t>.</w:t>
-      </w:r>
-    </w:p>
-    <w:p>
-      <w:pPr>
-        <w:rPr>
-          <w:rtl/>
-        </w:rPr>
-      </w:pPr>
-      <w:r>
-        <w:rPr>
-          <w:rFonts w:hint="cs"/>
-          <w:rtl/>
-        </w:rPr>
-        <w:t xml:space="preserve">ونحن نقرأ الرسالة سيتضح لنا أيضًا بأن </w:t>
-      </w:r>
-      <w:r>
-        <w:rPr>
-          <w:rFonts w:hint="cs"/>
-          <w:rtl/>
-        </w:rPr>
-        <w:t xml:space="preserve">الأحوال لم تعُد تسير معهم في تلك الأثناء على ما يرام، مع أنهم كانوا يشغلون مناصبهم بشجاعة في الأيام التي استنيروا فيها. في عبرانيين 10: 25 لاحظ الكاتب بأن البعض أهمل وترك اجتماعهم، والتي هي دائمًا علامة جدية فيمَن كانوا مليئين بالغيرة في البداية. إن كنت سألتهم لماذا لم يأتوا ثانية، ربما كان سيجيب البعض منهم: "إننا يمكننا أن نؤمن بيسوع في بيوتنا أيضًا." لكن ألا تعلمون بأنها دائمًا علامة تثير القلق عندما </w:t>
-      </w:r>
-      <w:r>
-        <w:rPr>
-          <w:rFonts w:hint="cs"/>
-          <w:rtl/>
-        </w:rPr>
-        <w:t>يتزايد ندور تواجد المليئين بالغيرة في الاجتماعات. على أي حال فإن هذه الظاهرة جعلت كاتب الرسالة، الذي شعر بمسؤوليته الروحية لأولئك الناس، أن يخشى من أسوأ الأمور. لهذا فالرسالة مليئة بالحث على التمسك باعتراف الإيمان. ربما من البداية كان علينا أن نلاحظ بم كان عليهم أن يتمسكوا به؛ ليس مجرد بغيرتهم أو بصورة التقوى، كلا، وإنما باعتراف إيمانهم. إن كاتب هذه الرسالة كان على الأقل قد لاحظ خطورة الموقف، بأن بعضًا ممن كانت لهم الجرأة في اعترافهم في الماضي يضربون الآن اعتراف إيمانهم بيسوع كالمسيا ضرب الحائط.</w:t>
-      </w:r>
-    </w:p>
-    <w:p>
-      <w:pPr>
-        <w:rPr>
-          <w:rtl/>
-        </w:rPr>
-      </w:pPr>
-      <w:r>
-        <w:rPr>
-          <w:rFonts w:hint="cs"/>
-          <w:rtl/>
-        </w:rPr>
-        <w:t>إن هذا فتح المجال لأصعب الأسئلة، وهذه الأسئلة عاد ووضع تحتها خط من خلال تحذيرات جادة. إن كل الوضع ذكّر الكاتب بأحداث البرية، حينما كانت لإسرائيل بداية حسنة ما قبل ما يزيد عن مئات من السنين، حينما خرج من مصر وأنشد من تلقاء نفسه: "</w:t>
-      </w:r>
-      <w:r>
-        <w:rPr>
-          <w:rtl/>
-        </w:rPr>
-        <w:t xml:space="preserve"> «أُرَنِّمُ لِلرَّبِّ فَإِنَّهُ قَدْ تَعَظَّمَ. الْفَرَسَ وَرَاكِبَهُ طَرَحَهُمَا فِي الْبَحْرِ.</w:t>
-      </w:r>
-      <w:r>
-        <w:rPr>
-          <w:rFonts w:hint="cs"/>
-          <w:rtl/>
-        </w:rPr>
-        <w:t xml:space="preserve">" ومن بعد ذلك بوقت قصير ظهر بأن بعضًا منهم رفض الدخول إلى أرض الموعد. هذه كانت ساعة قاتمة في تاريخ إسرائيل، وبهذه الساعة كان قد تذكر الكاتب وهو ينظر إلى الوضع الراهن. وفي إصحاح 6، حيث طالبهم الكاتب بأن </w:t>
-      </w:r>
-      <w:r>
-        <w:rPr>
-          <w:rFonts w:hint="cs"/>
-          <w:rtl/>
-        </w:rPr>
-        <w:t>يتقدموا إلى</w:t>
-      </w:r>
-      <w:r>
-        <w:rPr>
-          <w:rFonts w:hint="cs"/>
-          <w:rtl/>
-        </w:rPr>
-        <w:t xml:space="preserve"> </w:t>
-      </w:r>
-      <w:r>
-        <w:rPr>
-          <w:rFonts w:hint="cs"/>
-          <w:rtl/>
-        </w:rPr>
-        <w:t>ا</w:t>
-      </w:r>
-      <w:r>
-        <w:rPr>
-          <w:rFonts w:hint="cs"/>
-          <w:rtl/>
-        </w:rPr>
-        <w:t>لكمال، تكلم عن أولئك المرتدين والذين فعلوا أمورًا رهيبة حتى أنه لم يكن من الممكن</w:t>
-      </w:r>
-      <w:r>
-        <w:rPr>
-          <w:rFonts w:hint="cs"/>
-          <w:rtl/>
-        </w:rPr>
-        <w:t xml:space="preserve"> بعدها</w:t>
-      </w:r>
-      <w:r>
-        <w:rPr>
-          <w:rFonts w:hint="cs"/>
-          <w:rtl/>
-        </w:rPr>
-        <w:t xml:space="preserve"> تجديدهم</w:t>
-      </w:r>
-      <w:r>
-        <w:rPr>
-          <w:rFonts w:hint="cs"/>
-          <w:rtl/>
-        </w:rPr>
-        <w:t xml:space="preserve"> ثانية</w:t>
-      </w:r>
-      <w:r>
-        <w:rPr>
-          <w:rFonts w:hint="cs"/>
-          <w:rtl/>
-        </w:rPr>
-        <w:t xml:space="preserve"> للتوبة</w:t>
-      </w:r>
-      <w:r>
-        <w:rPr>
-          <w:rFonts w:hint="cs"/>
-          <w:rtl/>
-        </w:rPr>
-        <w:t>. وحينما وصل أخيرًا للإصحاح العاشر، حذّر قائلاً: لأنه إن أخطأتم بإرادتكم من بعدما أن نلتم معرفة الحق لن تعود هنالك أية ذبيحة فيما بعد عن الخطايا، وإنما انتظار دينونة رهيب. نعم، فهؤلاء العبرانيين فتحوا المجال للكاتب لأكثر المخاوف جدية.</w:t>
-      </w:r>
-    </w:p>
-    <w:p>
-      <w:pPr>
-        <w:rPr>
-          <w:rtl/>
-        </w:rPr>
-      </w:pPr>
-      <w:r>
-        <w:rPr>
-          <w:rFonts w:hint="cs"/>
-          <w:rtl/>
-        </w:rPr>
-        <w:t>تاريخهم</w:t>
-      </w:r>
-    </w:p>
-    <w:p>
-      <w:pPr>
-        <w:rPr>
-          <w:rtl/>
-        </w:rPr>
-      </w:pPr>
-      <w:r>
-        <w:rPr>
-          <w:rFonts w:hint="cs"/>
-          <w:rtl/>
-        </w:rPr>
-        <w:t xml:space="preserve">في الدراسات التالية سنحاول لا فقط بأن نفهم ما قيل لمستلمي الرسالة، وإنما بأن نطبقها علينا بقدر ما هو مناسب وكيفما هو كذلك. فعلينا لهذا أن نجتهد </w:t>
+        <w:t xml:space="preserve">. فلقد تمم نبوات العهد القديم بالذات من خلال أنه تألّم أولاً لكي يصل إلى القيامة. ومن ثم كانوا دائمًا ينهون بشارتهم بتلك الملاحظة </w:t>
+      </w:r>
+      <w:proofErr w:type="spellStart"/>
+      <w:r>
+        <w:rPr>
+          <w:rFonts w:hint="cs"/>
+          <w:rtl/>
+        </w:rPr>
+        <w:t>الهتافية</w:t>
+      </w:r>
+      <w:proofErr w:type="spellEnd"/>
+      <w:r>
+        <w:rPr>
+          <w:rFonts w:hint="cs"/>
+          <w:rtl/>
+        </w:rPr>
+        <w:t xml:space="preserve"> التي لا لبس فيها: يسوع آتٍ ثانية! لقد تمجّد وجلس عن يمين الله، لكنه آتٍ سريعًا ثانية. الله جعله حاكمًا </w:t>
+      </w:r>
+      <w:r>
+        <w:rPr>
+          <w:rFonts w:hint="cs"/>
+          <w:rtl/>
+        </w:rPr>
+        <w:t>وديانًا</w:t>
+      </w:r>
+      <w:r>
+        <w:rPr>
+          <w:rFonts w:hint="cs"/>
+          <w:rtl/>
+        </w:rPr>
+        <w:t xml:space="preserve">. </w:t>
+      </w:r>
+      <w:r>
+        <w:rPr>
+          <w:rFonts w:hint="cs"/>
+          <w:rtl/>
+        </w:rPr>
+        <w:t xml:space="preserve">وبعد قليل، هكذا كلموا بعضهم بعضًا لأنه تردد كثيرًا على شفاههم، صاغوه بصورة شعرية </w:t>
       </w:r>
       <w:r>
         <w:rPr>
@@ -1076,231 +1471,118 @@
           <w:rFonts w:hint="cs"/>
           <w:rtl/>
         </w:rPr>
-        <w:t xml:space="preserve"> وأود بأن أشدّد على ذلك -، بأن نفهم كل بُعد هذا الوضع الخطير. تصوّر أننا هنا لدينا أمامنا أناس ترعرعوا في الإيمان اليهودي. أفكارهم بالله لم تكن بالانفصال عن هيكل أورشليم اللامع، عن فرقة ترنيم اللاويين والكهنة بارتباطها بكل أبهة تلك الطقوس التي طوتها الأيام. هم كانوا معتادين على البخور والموسيقى، على أمور نشعر بها بحواسنا. فلقد نظروا </w:t>
-      </w:r>
-      <w:r>
-        <w:rPr>
-          <w:rFonts w:hint="cs"/>
-          <w:rtl/>
-        </w:rPr>
-        <w:t>الكاهن</w:t>
-      </w:r>
-      <w:r>
-        <w:rPr>
-          <w:rFonts w:hint="cs"/>
-          <w:rtl/>
-        </w:rPr>
-        <w:t xml:space="preserve"> بعيونهم </w:t>
-      </w:r>
-      <w:r>
-        <w:rPr>
-          <w:rFonts w:hint="cs"/>
-          <w:rtl/>
-        </w:rPr>
-        <w:t xml:space="preserve">وهو يذبح الحيوانات ويحرقها، كيف أنه اغتسل في المرحضة واعترف بخطايا الشعب فوق ذبيحة الخطية. هؤلاء اليهود كانوا قد ترعرعوا في ديانة زينتها كانت أكثر الأسماء الجديرة </w:t>
-      </w:r>
-      <w:r>
-        <w:rPr>
-          <w:rFonts w:hint="cs"/>
-          <w:rtl/>
-        </w:rPr>
-        <w:t>بالاحترام</w:t>
-      </w:r>
-      <w:r>
-        <w:rPr>
-          <w:rFonts w:hint="cs"/>
-          <w:rtl/>
-        </w:rPr>
-        <w:t xml:space="preserve">. </w:t>
-      </w:r>
-      <w:r>
-        <w:rPr>
-          <w:rFonts w:hint="cs"/>
-          <w:rtl/>
-        </w:rPr>
-        <w:t>ألم يسجد موسى في بيت لله كان مماثلاً لبيتهم إلى حد بعيد؟ ألم يبني داود وسليمان معًا ذلك الهيكل الذي الهيكل الحاضر كان صورة تعكس أبهته؟ وألم يكن الله هو مَن أعدّ كل هذه المنشآت؟ وألم تكن الكتب المقدسة التي قال عنها المسيا بنفسه أنه لا يمكن نقضها، هي التي أمرتهم بهذه الأمور؟ ألم يحبوا كل هذه الترتيبات المسلَّمة كتقليد بحفاوة كما يليق</w:t>
-      </w:r>
-      <w:r>
-        <w:rPr>
-          <w:rFonts w:hint="cs"/>
-          <w:rtl/>
-        </w:rPr>
-        <w:t xml:space="preserve"> بكل يهودي؟ هذه الأمور كانت حياتهم. هم، أو على الأقل أسلافهم كانوا قد اجتازوا في أمرّ الاضطهادات حينما نجّس طاغية يوناني هيكلهم. لقد قاوموا هذا المجدف على الله حتى الدم وعن شبر واحد لم يتخلوا. هو حاول بأن يقطعهم عن تكريمهم لله الحقيقي الوحيد، وعن الناموس المقدس وعن عبادتهم في الهيكل، وكثيرون دفعوا ثمن أمانتهم بحياتهم من أجل عبادتهم لله بحسب العهد القديم.</w:t>
-      </w:r>
-    </w:p>
-    <w:p>
-      <w:pPr>
-        <w:rPr>
-          <w:rtl/>
-        </w:rPr>
-      </w:pPr>
-      <w:r>
-        <w:rPr>
-          <w:rFonts w:hint="cs"/>
-          <w:rtl/>
-        </w:rPr>
-        <w:t xml:space="preserve">هذه الاختبارات تُشعل نارًا لا تُطفأ بطبيعة الحال في القلب والنفس إن كان في الفرد أو في </w:t>
-      </w:r>
-      <w:r>
-        <w:rPr>
-          <w:rFonts w:hint="cs"/>
-          <w:rtl/>
-        </w:rPr>
-        <w:t>كل الشعوب. هؤلاء اليهود الذين أُرسلت إليهم هذه الرسالة لم يتفقوا فقط مع مبادئ إيمانهم؛ فلقد كانوا على استعداد أن يجاهدوا بكل عواطفهم وحياتهم من أجلها.</w:t>
-      </w:r>
-    </w:p>
-    <w:p>
-      <w:pPr>
-        <w:rPr>
-          <w:rtl/>
-        </w:rPr>
-      </w:pPr>
-      <w:r>
-        <w:rPr>
-          <w:rFonts w:hint="cs"/>
-          <w:rtl/>
-        </w:rPr>
-        <w:t>لكن من ثم جاء الرب يسوع. ربما كان من</w:t>
-      </w:r>
-      <w:r>
-        <w:rPr>
-          <w:rFonts w:hint="cs"/>
-          <w:rtl/>
-        </w:rPr>
-        <w:t xml:space="preserve"> بين</w:t>
-      </w:r>
-      <w:r>
-        <w:rPr>
-          <w:rFonts w:hint="cs"/>
-          <w:rtl/>
-        </w:rPr>
-        <w:t xml:space="preserve"> مستلمي الرسالة </w:t>
-      </w:r>
-      <w:r>
-        <w:rPr>
-          <w:rFonts w:hint="cs"/>
-          <w:rtl/>
-        </w:rPr>
-        <w:t>مَن</w:t>
-      </w:r>
-      <w:r>
-        <w:rPr>
-          <w:rFonts w:hint="cs"/>
-          <w:rtl/>
-        </w:rPr>
-        <w:t xml:space="preserve"> سمعوا الرب شخصيًا. وربما البعض استمع لأمثاله من فمه وكانوا قد تأثروا من آياته وعجائبه في أجسادهم. يسوع جاء وشهد بأن المسيح هو مسيا إسرائيل، ابن الله. كل الأمة بأكملها رفضت هذه الشهادة. ومن ثم تلت تلك الأحداث الكبيرة </w:t>
-      </w:r>
-      <w:r>
-        <w:rPr>
-          <w:rFonts w:hint="cs"/>
-          <w:rtl/>
-        </w:rPr>
-        <w:t>في</w:t>
-      </w:r>
-      <w:r>
-        <w:rPr>
-          <w:rFonts w:hint="cs"/>
-          <w:rtl/>
-        </w:rPr>
-        <w:t xml:space="preserve"> يوم الخمسين، حينما تزعزعت أورشليم حتى إلى أساساتها: </w:t>
-      </w:r>
-      <w:r>
-        <w:rPr>
-          <w:rFonts w:hint="cs"/>
-          <w:rtl/>
-        </w:rPr>
-        <w:t>أتباع يسوع أذاعوا بصوت عالٍ، أن يسوع هذا الذي صلبوه قد قام من بين الأموات وصعد إلى السماء وبالتالي برهن بأنه فعلاً مسيّا إسرائيل! الله أصدر حكمه في سلطانه على الأمة، بإقامته من بين الأموات وأجلسه عن يمينه.</w:t>
-      </w:r>
-    </w:p>
-    <w:p>
-      <w:pPr>
-        <w:rPr>
-          <w:rtl/>
-        </w:rPr>
-      </w:pPr>
-      <w:r>
-        <w:rPr>
-          <w:rFonts w:hint="cs"/>
-          <w:rtl/>
-        </w:rPr>
-        <w:t xml:space="preserve">الروح القدس كان قد جاء ليؤكّد على هذه البشارة؛ وهذا حدث بطريقة مقنعة حتى أنه كاد سكان أورشليم لم يقدروا أن يناقضوها. في اسم يسوع هذا حدثت عجائب، عجائب فريدة من نوعها، وكثيرون تابوا على قتلهم </w:t>
-      </w:r>
-      <w:r>
-        <w:rPr>
-          <w:rFonts w:hint="cs"/>
-          <w:rtl/>
-        </w:rPr>
-        <w:t>ل</w:t>
-      </w:r>
-      <w:r>
-        <w:rPr>
-          <w:rFonts w:hint="cs"/>
-          <w:rtl/>
-        </w:rPr>
-        <w:t xml:space="preserve">ابن الله. هم قتلوه بجهل؛ والآن هم اعترفوا </w:t>
-      </w:r>
-      <w:r>
-        <w:rPr>
-          <w:rFonts w:hint="cs"/>
-          <w:rtl/>
-        </w:rPr>
-        <w:t xml:space="preserve">بذنبهم </w:t>
-      </w:r>
-      <w:r>
-        <w:rPr>
-          <w:rFonts w:hint="cs"/>
-          <w:rtl/>
-        </w:rPr>
-        <w:t xml:space="preserve">بقلوب </w:t>
-      </w:r>
-      <w:r>
-        <w:rPr>
-          <w:rFonts w:hint="cs"/>
-          <w:rtl/>
-        </w:rPr>
-        <w:t>مشتعلة</w:t>
-      </w:r>
-      <w:r>
-        <w:rPr>
-          <w:rFonts w:hint="cs"/>
-          <w:rtl/>
-        </w:rPr>
-        <w:t xml:space="preserve"> </w:t>
-      </w:r>
-      <w:r>
-        <w:rPr>
-          <w:rFonts w:hint="cs"/>
-          <w:rtl/>
-        </w:rPr>
-        <w:t>واعتمدوا باسم يسوع في تلك المدينة التي صُلب ربهم فيها.</w:t>
-      </w:r>
-    </w:p>
-    <w:p>
-      <w:pPr>
-        <w:rPr>
-          <w:rtl/>
-        </w:rPr>
-      </w:pPr>
-      <w:r>
-        <w:rPr>
-          <w:rFonts w:hint="cs"/>
-          <w:rtl/>
-        </w:rPr>
-        <w:t>أمة منقسمة</w:t>
-      </w:r>
-    </w:p>
-    <w:p>
-      <w:pPr>
-        <w:rPr>
-          <w:rtl/>
-        </w:rPr>
-      </w:pPr>
-      <w:r>
-        <w:rPr>
-          <w:rFonts w:hint="cs"/>
-          <w:rtl/>
-        </w:rPr>
-        <w:t xml:space="preserve">بعض الأخوة الشيوخ من بين مستلمي الرسالة من الممكن جدًا أنهم كانوا واقفين في أزقة أورشليم، حينما حدثت هذه الأفعال القديرة. قسم كبير من هؤلاء الإخوة الشيوخ كانوا بالطبع قد رقدوا ومضوا إلى وطنهم. أغلبهم كانوا تلاميذ وقد حصلوا على الإنجيل بمصادقة الذين كانوا أتباع الرب يسوع شخصيًا (عبرانيين 2: 3). عدا ذلك فلقد صادق الله على حقيقة هذه البشارة من السماء وأكّد عليها، حيث سمح لعدد كبير من الآيات تحدث. ونتيجة لذلك كان الكثير من اليهود قد انتقلوا إلى الإيمان </w:t>
+        <w:t xml:space="preserve"> بعد قليل جدًا وسيأتي الآتي ولن يتأخر. لقد تنبأ النبي بأن المسيا سيأتي. هو جاء وصُلب. "لكن هوذا"، قالوا، "قام وسيحقق تلك النبوة في مفهوم أسمى. إن الذي سيأتي آتٍ ولن يتأخر." وحينما كرزوا بهذه الطريقة آمن المزيد من الناس.</w:t>
+      </w:r>
+    </w:p>
+    <w:p>
+      <w:pPr>
+        <w:rPr>
+          <w:rtl/>
+        </w:rPr>
+      </w:pPr>
+      <w:r>
+        <w:rPr>
+          <w:rFonts w:hint="cs"/>
+          <w:rtl/>
+        </w:rPr>
+        <w:t>إن هذا أدّى إلى اضطهاد لا يرحم. وقد احتملوا الأمر بفرح، فرحين في اعترافهم برب صُلب لأجلهم وسوف يرجع ثانية. غير أن السنين مضت ولم يأتِ. فالرسل سألوا الرب قبل صعوده إلى السماء بقليل: يا رب، هل ستجدد في هذه الفترة مُلك إسرائيل؟ وبعد ذلك فهموا بشكل أفضل. لكن في تلك الأيام</w:t>
+      </w:r>
+      <w:r>
+        <w:rPr>
+          <w:rFonts w:hint="cs"/>
+          <w:rtl/>
+        </w:rPr>
+        <w:t xml:space="preserve"> الأولى لم يكن فكر الرسل مشغولاً بالناس مثلك ومثلي، أي بالأمم. فلقد كان الرب قد قام. هو كان المسيا وقريبًا، هكذا آمنوا، سيأتي ثانية وسيُقيم لإسرائيل مُلكه. هو سيحرر إسرائيل من النير الروماني وسيجعله رأسًا للأمم.</w:t>
+      </w:r>
+    </w:p>
+    <w:p>
+      <w:pPr>
+        <w:rPr>
+          <w:rtl/>
+        </w:rPr>
+      </w:pPr>
+      <w:r>
+        <w:rPr>
+          <w:rFonts w:hint="cs"/>
+          <w:rtl/>
+        </w:rPr>
+        <w:t xml:space="preserve">حتى رجل مثل بطرس كان مضطرًا بأن يفكّر بصورة أكبر من خلال رؤيا. هل يكرز بالإنجيل لواحد أممي؟ لكن ليس بطرس، ولا بأي حال! إلى أن وهبه الله رؤيا أو نظرة جديدة لكي يدفعه للطاعة. </w:t>
+      </w:r>
+      <w:r>
+        <w:rPr>
+          <w:rFonts w:hint="cs"/>
+          <w:rtl/>
+        </w:rPr>
+        <w:t xml:space="preserve">إن تصورات اليهود في الأمور النبوية ليس من الضرورة أن تكون مثل تصوراتنا نحن؛ ففي الأخير نحن نعيش ما بعد ذلك ونعلم أكثر منهم. كثيرون انتظروا بأن المسيّا سيأتي في كل لحظة ليقيم مُلكه في فلسطين. وهذا كان سيبرهن للشعب </w:t>
+      </w:r>
+      <w:r>
+        <w:rPr>
+          <w:rFonts w:hint="cs"/>
+          <w:rtl/>
+        </w:rPr>
+        <w:t>جارهم</w:t>
+      </w:r>
+      <w:r>
+        <w:rPr>
+          <w:rFonts w:hint="cs"/>
+          <w:rtl/>
+        </w:rPr>
+        <w:t xml:space="preserve"> بأنه كان مسيح الله. لكنه لم يأتِ. والإخوة الشيوخ معظمهم كانوا قد رقدوا. وهو لا زال إلى الآن لم يأتِ بعد. ولكن الاضطهاد تزايدت شدته مع تزايد المجتمع المسيحي في ازدياد عدده. ومع ذلك فهو لم يأتِ. وها قد قُدّم الإنجيل للأمم. بطرس وآخرون كانوا قد ابتدأوا بأن يكرزوا للأمم. وتواجدت</w:t>
+      </w:r>
+      <w:r>
+        <w:rPr>
+          <w:rtl/>
+        </w:rPr>
+        <w:t xml:space="preserve"> اجتماعات مؤمنين</w:t>
+      </w:r>
+      <w:r>
+        <w:rPr>
+          <w:rFonts w:hint="cs"/>
+          <w:rtl/>
+        </w:rPr>
+        <w:t xml:space="preserve"> في مدن كثيرة تتكلم اللغة اليونانية. فمسح اليهود لحاهم وتساءلوا ما عسى أن يحدث بعد ذلك. ما</w:t>
+      </w:r>
+      <w:r>
+        <w:rPr>
+          <w:rFonts w:hint="cs"/>
+          <w:rtl/>
+        </w:rPr>
+        <w:t>ذا كان هذا؟ إن بولس المستجد كان قد نشر أركان الإيمان اليهودي الثمينة بين الأمم. وقد تم ترديدها وكان سيُدخل يونانيًا إلى الهيكل. هل كان كل شيء سيتغير؟ بالنسبة لأولئك المتمسكين بالإيمان، المنغلقين في تفكيرهم كان كل شيء محيّرًا إلى أقصى درجة. ما الذي كان يقصده الله؟ ربما بعض منهم فكر بكلام الرب: اذهبوا واكرزوا بالإنجيل للعالم أجمع. غير أنه طالت الفترة إلى أن استوعبوا بأنه كان يقصد حرفيًا ما قاله.</w:t>
+      </w:r>
+    </w:p>
+    <w:p>
+      <w:pPr>
+        <w:rPr>
+          <w:rtl/>
+        </w:rPr>
+      </w:pPr>
+      <w:r>
+        <w:rPr>
+          <w:rFonts w:hint="cs"/>
+          <w:rtl/>
+        </w:rPr>
+        <w:t xml:space="preserve">هذه كانت أيام </w:t>
+      </w:r>
+      <w:r>
+        <w:rPr>
+          <w:rFonts w:hint="cs"/>
+          <w:rtl/>
+        </w:rPr>
+        <w:t>ازدادت</w:t>
+      </w:r>
+      <w:r>
+        <w:rPr>
+          <w:rFonts w:hint="cs"/>
+          <w:rtl/>
+        </w:rPr>
+        <w:t xml:space="preserve"> فيها الحيرة وعدم الأمان، والتي ازدادت بها صعوبتها</w:t>
+      </w:r>
+      <w:r>
+        <w:rPr>
+          <w:rFonts w:hint="cs"/>
+          <w:rtl/>
+        </w:rPr>
+        <w:t xml:space="preserve">، حتى أن نظّار الشعب اليهودي أصبحوا معاديين أكثر للإيمان الجديد. فلقد انتهزوا كل فرصة </w:t>
       </w:r>
       <w:proofErr w:type="spellStart"/>
       <w:r>
@@ -1308,7 +1590,7 @@
           <w:rFonts w:hint="cs"/>
           <w:rtl/>
         </w:rPr>
-        <w:t>بالمسيا</w:t>
+        <w:t>ليدزوا</w:t>
       </w:r>
       <w:proofErr w:type="spellEnd"/>
       <w:r>
@@ -1316,304 +1598,6 @@
           <w:rFonts w:hint="cs"/>
           <w:rtl/>
         </w:rPr>
-        <w:t xml:space="preserve"> ومن بينهم كهنة ليسوا بقليلين (أعمال الرسل 6: 7)، ولكنهم بقوا بالرغم من ذلك يهودًا.</w:t>
-      </w:r>
-    </w:p>
-    <w:p>
-      <w:pPr>
-        <w:rPr>
-          <w:rtl/>
-        </w:rPr>
-      </w:pPr>
-      <w:r>
-        <w:rPr>
-          <w:rFonts w:hint="cs"/>
-          <w:rtl/>
-        </w:rPr>
-        <w:t xml:space="preserve">لقد كانت الحالة غير طبيعية. الأمة انقسمت والذي وقف محايدًا لما كان يمكنه أن يتنبأ لسنوات إلى أي جانب سترجّح </w:t>
-      </w:r>
-      <w:r>
-        <w:rPr>
-          <w:rFonts w:hint="cs"/>
-          <w:rtl/>
-        </w:rPr>
-        <w:t xml:space="preserve">كفّة الميزان أخيرًا. فلقد كان نظار الشعب المُعتمدون لا يزالون أصحاب القرار والحكم بأن يسوع لم يكن المسيا وبأنه كان هنالك تطرف في </w:t>
-      </w:r>
-      <w:r>
-        <w:rPr>
-          <w:rFonts w:hint="cs"/>
-          <w:rtl/>
-        </w:rPr>
-        <w:t>إعطائه</w:t>
-      </w:r>
-      <w:r>
-        <w:rPr>
-          <w:rFonts w:hint="cs"/>
-          <w:rtl/>
-        </w:rPr>
-        <w:t xml:space="preserve"> الحق في ذلك.</w:t>
-      </w:r>
-    </w:p>
-    <w:p>
-      <w:pPr>
-        <w:rPr>
-          <w:rtl/>
-        </w:rPr>
-      </w:pPr>
-      <w:r>
-        <w:rPr>
-          <w:rFonts w:hint="cs"/>
-          <w:rtl/>
-        </w:rPr>
-        <w:t>فلقد كانوا مجبرين بالتالي أن يحاولوا بأن يبرهنوا بأنهم لم يقُم من الأموات. ومن الجانب الآخر قامت مجموعة تزايدت في عددها من اليهود شهدوا بأن يسوع هو المسيا ولهذا صلبه حدث ظُلمًا. لقد ادّعوا بأنه قام من بين الأموات.</w:t>
-      </w:r>
-    </w:p>
-    <w:p>
-      <w:pPr>
-        <w:rPr>
-          <w:rtl/>
-        </w:rPr>
-      </w:pPr>
-      <w:r>
-        <w:rPr>
-          <w:rFonts w:hint="cs"/>
-          <w:rtl/>
-        </w:rPr>
-        <w:t>وهؤلاء اليهود من المحلّتين استمروا في ذهابهم إلى ذات الهيكل وقاموا هناك بصلوات جماعية.</w:t>
-      </w:r>
-      <w:r>
-        <w:rPr>
-          <w:rFonts w:hint="cs"/>
-          <w:rtl/>
-        </w:rPr>
-        <w:t xml:space="preserve"> وقد التقوا معًا في مجامع مختلفة، لأنه في داخل اليهودية كان هنالك الكثير من المجامع المختلفة والتي تداولت آراء مختلفة بدرجة بسيطة عن بعضها. لكن جميعهم ذهبوا إلى الهيكل ذاته وعبدوا ذات الإله الواحد في حظائره المقدسة. أنتم تعلمون مثلنا كيف أن رجال في أعمال الرسل مثل بطرس ويوحنا كما وأيضًا بولس نقرأ عنهم كيف أنهم كانوا لا يزالون مرتبطين لسنوات بهذا الهيكل. لقد كان بالنسبة لهم نقطة جذبتهم.</w:t>
-      </w:r>
-    </w:p>
-    <w:p>
-      <w:pPr>
-        <w:rPr>
-          <w:rtl/>
-        </w:rPr>
-      </w:pPr>
-      <w:r>
-        <w:rPr>
-          <w:rFonts w:hint="cs"/>
-          <w:rtl/>
-        </w:rPr>
-        <w:t>فهؤلاء المسيحيون اليهود كانوا في بداياتهم لا يزالون مرتبطين بالهيكل وشهدوا هناك بإنجيلهم المجيد. لقد كان عليهم أن يوضحوا للناس بأن يسوع، بالرغم من أنه تألم،</w:t>
-      </w:r>
-      <w:r>
-        <w:rPr>
-          <w:rFonts w:hint="cs"/>
-          <w:rtl/>
-        </w:rPr>
-        <w:t xml:space="preserve"> أنه</w:t>
-      </w:r>
-      <w:r>
-        <w:rPr>
-          <w:rFonts w:hint="cs"/>
-          <w:rtl/>
-        </w:rPr>
-        <w:t xml:space="preserve"> هو المسيّا؛ </w:t>
-      </w:r>
-      <w:r>
-        <w:rPr>
-          <w:rFonts w:hint="cs"/>
-          <w:rtl/>
-        </w:rPr>
-        <w:t xml:space="preserve">وقد تعلموا بأن يفتحوا صفحات عهدهم القديم ليُظهروا من هناك بأن آلام المسيّا كان متنبأ عنها. إن حقيقة تألّم يسوع، هكذا كان جدلهم، لم يكن برهانًا ضد ذلك، وإنما بالحري على </w:t>
-      </w:r>
-      <w:proofErr w:type="spellStart"/>
-      <w:r>
-        <w:rPr>
-          <w:rFonts w:hint="cs"/>
-          <w:rtl/>
-        </w:rPr>
-        <w:t>مسيانيته</w:t>
-      </w:r>
-      <w:proofErr w:type="spellEnd"/>
-      <w:r>
-        <w:rPr>
-          <w:rFonts w:hint="cs"/>
-          <w:rtl/>
-        </w:rPr>
-        <w:t xml:space="preserve">. فلقد تمم نبوات العهد القديم بالذات من خلال أنه تألّم أولاً لكي يصل إلى القيامة. ومن ثم كانوا دائمًا ينهون بشارتهم بتلك الملاحظة </w:t>
-      </w:r>
-      <w:proofErr w:type="spellStart"/>
-      <w:r>
-        <w:rPr>
-          <w:rFonts w:hint="cs"/>
-          <w:rtl/>
-        </w:rPr>
-        <w:t>الهتافية</w:t>
-      </w:r>
-      <w:proofErr w:type="spellEnd"/>
-      <w:r>
-        <w:rPr>
-          <w:rFonts w:hint="cs"/>
-          <w:rtl/>
-        </w:rPr>
-        <w:t xml:space="preserve"> التي لا لبس فيها: يسوع آتٍ ثانية! لقد تمجّد وجلس عن يمين الله، لكنه آتٍ سريعًا ثانية. الله جعله حاكمًا </w:t>
-      </w:r>
-      <w:r>
-        <w:rPr>
-          <w:rFonts w:hint="cs"/>
-          <w:rtl/>
-        </w:rPr>
-        <w:t>وديانًا</w:t>
-      </w:r>
-      <w:r>
-        <w:rPr>
-          <w:rFonts w:hint="cs"/>
-          <w:rtl/>
-        </w:rPr>
-        <w:t xml:space="preserve">. </w:t>
-      </w:r>
-      <w:r>
-        <w:rPr>
-          <w:rFonts w:hint="cs"/>
-          <w:rtl/>
-        </w:rPr>
-        <w:t xml:space="preserve">وبعد قليل، هكذا كلموا بعضهم بعضًا لأنه تردد كثيرًا على شفاههم، صاغوه بصورة شعرية </w:t>
-      </w:r>
-      <w:r>
-        <w:rPr>
-          <w:rtl/>
-        </w:rPr>
-        <w:t>–</w:t>
-      </w:r>
-      <w:r>
-        <w:rPr>
-          <w:rFonts w:hint="cs"/>
-          <w:rtl/>
-        </w:rPr>
-        <w:t xml:space="preserve"> بعد قليل جدًا وسيأتي الآتي ولن يتأخر. لقد تنبأ النبي بأن المسيا سيأتي. هو جاء وصُلب. "لكن هوذا"، قالوا، "قام وسيحقق تلك النبوة في مفهوم أسمى. إن الذي سيأتي آتٍ ولن يتأخر." وحينما كرزوا بهذه الطريقة آمن المزيد من الناس.</w:t>
-      </w:r>
-    </w:p>
-    <w:p>
-      <w:pPr>
-        <w:rPr>
-          <w:rtl/>
-        </w:rPr>
-      </w:pPr>
-      <w:r>
-        <w:rPr>
-          <w:rFonts w:hint="cs"/>
-          <w:rtl/>
-        </w:rPr>
-        <w:t>إن هذا أدّى إلى اضطهاد لا يرحم. وقد احتملوا الأمر بفرح، فرحين في اعترافهم برب صُلب لأجلهم وسوف يرجع ثانية. غير أن السنين مضت ولم يأتِ. فالرسل سألوا الرب قبل صعوده إلى السماء بقليل: يا رب، هل ستجدد في هذه الفترة مُلك إسرائيل؟ وبعد ذلك فهموا بشكل أفضل. لكن في تلك الأيام</w:t>
-      </w:r>
-      <w:r>
-        <w:rPr>
-          <w:rFonts w:hint="cs"/>
-          <w:rtl/>
-        </w:rPr>
-        <w:t xml:space="preserve"> الأولى لم يكن فكر الرسل مشغولاً بالناس مثلك ومثلي، أي بالأمم. فلقد كان الرب قد قام. هو كان المسيا وقريبًا، هكذا آمنوا، سيأتي ثانية وسيُقيم لإسرائيل مُلكه. هو سيحرر إسرائيل من النير الروماني وسيجعله رأسًا للأمم.</w:t>
-      </w:r>
-    </w:p>
-    <w:p>
-      <w:pPr>
-        <w:rPr>
-          <w:rtl/>
-        </w:rPr>
-      </w:pPr>
-      <w:r>
-        <w:rPr>
-          <w:rFonts w:hint="cs"/>
-          <w:rtl/>
-        </w:rPr>
-        <w:t xml:space="preserve">حتى رجل مثل بطرس كان مضطرًا بأن يفكّر بصورة أكبر من خلال رؤيا. هل يكرز بالإنجيل لواحد أممي؟ لكن ليس بطرس، ولا بأي حال! إلى أن وهبه الله رؤيا أو نظرة جديدة لكي يدفعه للطاعة. </w:t>
-      </w:r>
-      <w:r>
-        <w:rPr>
-          <w:rFonts w:hint="cs"/>
-          <w:rtl/>
-        </w:rPr>
-        <w:t xml:space="preserve">إن تصورات اليهود في الأمور النبوية ليس من الضرورة أن تكون مثل تصوراتنا نحن؛ ففي الأخير نحن نعيش ما بعد ذلك ونعلم أكثر منهم. كثيرون انتظروا بأن المسيّا سيأتي في كل لحظة ليقيم مُلكه في فلسطين. وهذا كان سيبرهن للشعب </w:t>
-      </w:r>
-      <w:r>
-        <w:rPr>
-          <w:rFonts w:hint="cs"/>
-          <w:rtl/>
-        </w:rPr>
-        <w:t>جارهم</w:t>
-      </w:r>
-      <w:r>
-        <w:rPr>
-          <w:rFonts w:hint="cs"/>
-          <w:rtl/>
-        </w:rPr>
-        <w:t xml:space="preserve"> بأنه كان مسيح الله. لكنه لم يأتِ. والإخوة الشيوخ معظمهم كانوا قد رقدوا. وهو لا زال إلى الآن لم يأتِ بعد. ولكن الاضطهاد تزايدت شدته مع تزايد المجتمع المسيحي في ازدياد عدده. ومع ذلك فهو لم يأتِ. وها قد قُدّم الإنجيل للأمم. بطرس وآخرون كانوا قد ابتدأوا بأن يكرزوا للأمم. وتواجدت</w:t>
-      </w:r>
-      <w:r>
-        <w:rPr>
-          <w:rtl/>
-        </w:rPr>
-        <w:t xml:space="preserve"> اجتماعات مؤمنين</w:t>
-      </w:r>
-      <w:r>
-        <w:rPr>
-          <w:rFonts w:hint="cs"/>
-          <w:rtl/>
-        </w:rPr>
-        <w:t xml:space="preserve"> في مدن كثيرة تتكلم اللغة اليونانية. فمسح اليهود لحاهم وتساءلوا ما عسى أن يحدث بعد ذلك. ما</w:t>
-      </w:r>
-      <w:r>
-        <w:rPr>
-          <w:rFonts w:hint="cs"/>
-          <w:rtl/>
-        </w:rPr>
-        <w:t>ذا كان هذا؟ إن بولس المستجد كان قد نشر أركان الإيمان اليهودي الثمينة بين الأمم. وقد تم ترديدها وكان سيُدخل يونانيًا إلى الهيكل. هل كان كل شيء سيتغير؟ بالنسبة لأولئك المتمسكين بالإيمان، المنغلقين في تفكيرهم كان كل شيء محيّرًا إلى أقصى درجة. ما الذي كان يقصده الله؟ ربما بعض منهم فكر بكلام الرب: اذهبوا واكرزوا بالإنجيل للعالم أجمع. غير أنه طالت الفترة إلى أن استوعبوا بأنه كان يقصد حرفيًا ما قاله.</w:t>
-      </w:r>
-    </w:p>
-    <w:p>
-      <w:pPr>
-        <w:rPr>
-          <w:rtl/>
-        </w:rPr>
-      </w:pPr>
-      <w:r>
-        <w:rPr>
-          <w:rFonts w:hint="cs"/>
-          <w:rtl/>
-        </w:rPr>
-        <w:t xml:space="preserve">هذه كانت أيام </w:t>
-      </w:r>
-      <w:r>
-        <w:rPr>
-          <w:rFonts w:hint="cs"/>
-          <w:rtl/>
-        </w:rPr>
-        <w:t>ازدادت</w:t>
-      </w:r>
-      <w:r>
-        <w:rPr>
-          <w:rFonts w:hint="cs"/>
-          <w:rtl/>
-        </w:rPr>
-        <w:t xml:space="preserve"> فيها الحيرة وعدم الأمان، والتي ازدادت بها صعوبتها</w:t>
-      </w:r>
-      <w:r>
-        <w:rPr>
-          <w:rFonts w:hint="cs"/>
-          <w:rtl/>
-        </w:rPr>
-        <w:t xml:space="preserve">، حتى أن نظّار الشعب اليهودي أصبحوا معاديين أكثر للإيمان الجديد. فلقد انتهزوا كل فرصة </w:t>
-      </w:r>
-      <w:proofErr w:type="spellStart"/>
-      <w:r>
-        <w:rPr>
-          <w:rFonts w:hint="cs"/>
-          <w:rtl/>
-        </w:rPr>
-        <w:t>ليدزوا</w:t>
-      </w:r>
-      <w:proofErr w:type="spellEnd"/>
-      <w:r>
-        <w:rPr>
-          <w:rFonts w:hint="cs"/>
-          <w:rtl/>
-        </w:rPr>
         <w:t xml:space="preserve"> السلطات السياسية على هذه الطائفة الجديدة من النصارى. فمضت السنون؛ ومهما بلغت شجاعتهم، إلا أن بعضًا من المسيحيين اليهود الأوائل أصبح الأمر بكل بساطة لهم قد تعدى حده. فكل هذه المستجدات، والاضطهادات التي لا مهرب منها، وآمالهم بدت أنها لا تتحقق؛ فماذا لو كانوا فعلاً بلا مبرر؟</w:t>
       </w:r>
     </w:p>
@@ -1628,14 +1612,7 @@
           <w:rFonts w:hint="cs"/>
           <w:rtl/>
         </w:rPr>
-        <w:t>إم</w:t>
-      </w:r>
-      <w:r>
-        <w:rPr>
-          <w:rFonts w:hint="cs"/>
-          <w:rtl/>
-        </w:rPr>
-        <w:t>ا</w:t>
+        <w:t>إما</w:t>
       </w:r>
       <w:r>
         <w:rPr>
@@ -1768,7 +1745,21 @@
           <w:rFonts w:hint="cs"/>
           <w:rtl/>
         </w:rPr>
-        <w:t>إما يسوع أو الهيكل؛ ولكن ليس كليهما؟</w:t>
+        <w:t>إما يسوع أو الهيكل؛ ولكن ليس ك</w:t>
+      </w:r>
+      <w:r>
+        <w:rPr>
+          <w:rFonts w:hint="cs"/>
+          <w:rtl/>
+        </w:rPr>
+        <w:t>لا</w:t>
+      </w:r>
+      <w:r>
+        <w:rPr>
+          <w:rFonts w:hint="cs"/>
+          <w:rtl/>
+        </w:rPr>
+        <w:t>هما؟</w:t>
       </w:r>
     </w:p>
     <w:p>
@@ -1909,7 +1900,21 @@
           <w:rFonts w:hint="cs"/>
           <w:rtl/>
         </w:rPr>
-        <w:t>هل العودة إلى الوراء؟</w:t>
+        <w:t xml:space="preserve">هل </w:t>
+      </w:r>
+      <w:r>
+        <w:rPr>
+          <w:rFonts w:hint="cs"/>
+          <w:rtl/>
+        </w:rPr>
+        <w:t>يرتدوا</w:t>
+      </w:r>
+      <w:r>
+        <w:rPr>
+          <w:rFonts w:hint="cs"/>
+          <w:rtl/>
+        </w:rPr>
+        <w:t xml:space="preserve"> إلى الوراء؟</w:t>
       </w:r>
     </w:p>
     <w:p>
@@ -2090,21 +2095,63 @@
           <w:rFonts w:hint="cs"/>
           <w:rtl/>
         </w:rPr>
-        <w:t>"لكن، مَن ادّعى أنه مطلقا كانوا فعلاً مؤمنين؟"</w:t>
-      </w:r>
-    </w:p>
-    <w:p>
-      <w:pPr>
-        <w:rPr>
-          <w:rtl/>
-        </w:rPr>
-      </w:pPr>
-      <w:r>
-        <w:rPr>
-          <w:rFonts w:hint="cs"/>
-          <w:rtl/>
-        </w:rPr>
-        <w:t>"لكن"، مستمر في كلامك، "أنت كنت قد ذكرت الحديث مرارًا."</w:t>
+        <w:t xml:space="preserve">"لكن، مَن ادّعى </w:t>
+      </w:r>
+      <w:r>
+        <w:rPr>
+          <w:rFonts w:hint="cs"/>
+          <w:rtl/>
+        </w:rPr>
+        <w:t>بأنهم فعلاً كانوا مؤمنين</w:t>
+      </w:r>
+      <w:r>
+        <w:rPr>
+          <w:rFonts w:hint="cs"/>
+          <w:rtl/>
+        </w:rPr>
+        <w:t>؟"</w:t>
+      </w:r>
+    </w:p>
+    <w:p>
+      <w:pPr>
+        <w:rPr>
+          <w:rtl/>
+        </w:rPr>
+      </w:pPr>
+      <w:r>
+        <w:rPr>
+          <w:rFonts w:hint="cs"/>
+          <w:rtl/>
+        </w:rPr>
+        <w:t xml:space="preserve">"لكن"، </w:t>
+      </w:r>
+      <w:r>
+        <w:rPr>
+          <w:rFonts w:hint="cs"/>
+          <w:rtl/>
+        </w:rPr>
+        <w:t>واصلت الرد</w:t>
+      </w:r>
+      <w:r>
+        <w:rPr>
+          <w:rFonts w:hint="cs"/>
+          <w:rtl/>
+        </w:rPr>
+        <w:t xml:space="preserve">، "أنت </w:t>
+      </w:r>
+      <w:r>
+        <w:rPr>
+          <w:rFonts w:hint="cs"/>
+          <w:rtl/>
+        </w:rPr>
+        <w:t>كررت ذكر الأمر عدة مرات</w:t>
+      </w:r>
+      <w:r>
+        <w:rPr>
+          <w:rFonts w:hint="cs"/>
+          <w:rtl/>
+        </w:rPr>
+        <w:t>."</w:t>
       </w:r>
     </w:p>
     <w:p>
@@ -2202,7 +2249,14 @@
           <w:rFonts w:hint="cs"/>
           <w:rtl/>
         </w:rPr>
-        <w:t>"غير أن هذا ليس كذلك. لأننا نقرأ في 1. كورنثوس 7: 14 بأن الزوج الغير مؤمن</w:t>
+        <w:t xml:space="preserve">"غير أن هذا ليس كذلك. لأننا نقرأ في 1. كورنثوس 7: 14 بأن الزوج </w:t>
+      </w:r>
+      <w:r>
+        <w:rPr>
+          <w:rFonts w:hint="cs"/>
+          <w:rtl/>
+        </w:rPr>
+        <w:t>غير المؤمن</w:t>
       </w:r>
       <w:r>
         <w:rPr>
@@ -2213,12 +2267,31 @@
       </w:r>
     </w:p>
     <w:p>
-      <w:r>
-        <w:rPr>
-          <w:rFonts w:hint="cs"/>
-          <w:rtl/>
-        </w:rPr>
-        <w:t xml:space="preserve">إنه لا يمكن الحصول على التبرير من دون إيمان؛ لكم من الممكن أن يتقدس المرء في مفاهيم مختلفة من دون أن يكون مؤمنًا حقيقيًا. فهؤلاء العبرانيون كانوا مقدسين؛ لكن هل كانوا مؤمنين؟ الكاتب يكتب استنتاجه في عبرانيين 6: 9 </w:t>
+      <w:pPr>
+        <w:rPr>
+          <w:rtl/>
+        </w:rPr>
+      </w:pPr>
+      <w:r>
+        <w:rPr>
+          <w:rFonts w:hint="cs"/>
+          <w:rtl/>
+        </w:rPr>
+        <w:t>إنه لا يمكن الحصول على التبرير من دون إيمان؛ لك</w:t>
+      </w:r>
+      <w:r>
+        <w:rPr>
+          <w:rFonts w:hint="cs"/>
+          <w:rtl/>
+        </w:rPr>
+        <w:t>ن</w:t>
+      </w:r>
+      <w:r>
+        <w:rPr>
+          <w:rFonts w:hint="cs"/>
+          <w:rtl/>
+        </w:rPr>
+        <w:t xml:space="preserve"> من الممكن أن يتقدس المرء في مفاهيم مختلفة من دون أن يكون مؤمنًا حقيقيًا. فهؤلاء العبرانيون كانوا مقدسين؛ لكن هل كانوا مؤمنين؟ الكاتب يكتب استنتاجه في عبرانيين 6: 9 </w:t>
       </w:r>
       <w:r>
         <w:rPr>
@@ -2231,24 +2304,481 @@
           <w:rFonts w:hint="cs"/>
           <w:rtl/>
         </w:rPr>
-        <w:t xml:space="preserve"> 12. هو هناك يصف رهبة مصير الذين يعودون إلى اليهودية، ولكنه يضيف </w:t>
-      </w:r>
-      <w:hyperlink r:id="rId5" w:anchor=":~:text=%E2%80%9EIn%20meinem%20Innersten%20bin" w:history="1">
+        <w:t xml:space="preserve"> 12. هو يصف</w:t>
+      </w:r>
+      <w:r>
+        <w:rPr>
+          <w:rtl/>
+        </w:rPr>
+        <w:t xml:space="preserve"> </w:t>
+      </w:r>
+      <w:r>
+        <w:rPr>
+          <w:rtl/>
+        </w:rPr>
+        <w:t>هناك</w:t>
+      </w:r>
+      <w:r>
+        <w:rPr>
+          <w:rFonts w:hint="cs"/>
+          <w:rtl/>
+        </w:rPr>
+        <w:t xml:space="preserve"> رهبة مصير الذين يعودون إلى اليهودية، ولكنه يضيف </w:t>
+      </w:r>
+      <w:r>
+        <w:rPr>
+          <w:rtl/>
+        </w:rPr>
+        <w:t>أيضًا</w:t>
+      </w:r>
+      <w:r>
+        <w:rPr>
+          <w:rFonts w:hint="cs"/>
+          <w:rtl/>
+        </w:rPr>
+        <w:t xml:space="preserve">: </w:t>
+      </w:r>
+      <w:r>
+        <w:rPr>
+          <w:rFonts w:hint="cs"/>
+          <w:rtl/>
+        </w:rPr>
+        <w:t>"</w:t>
+      </w:r>
+      <w:r>
+        <w:rPr>
+          <w:rtl/>
+        </w:rPr>
+        <w:t xml:space="preserve"> </w:t>
+      </w:r>
+      <w:r>
+        <w:rPr>
+          <w:rFonts w:ascii="Tahoma" w:hAnsi="Tahoma" w:cs="Tahoma" w:hint="cs"/>
+          <w:rtl/>
+        </w:rPr>
+        <w:t>﻿</w:t>
+      </w:r>
+      <w:r>
+        <w:rPr>
+          <w:rFonts w:hint="cs"/>
+          <w:rtl/>
+        </w:rPr>
+        <w:t>وَلكِنَّنَا</w:t>
+      </w:r>
+      <w:r>
+        <w:rPr>
+          <w:rtl/>
+        </w:rPr>
+        <w:t xml:space="preserve"> </w:t>
+      </w:r>
+      <w:r>
+        <w:rPr>
+          <w:rFonts w:hint="cs"/>
+          <w:rtl/>
+        </w:rPr>
+        <w:t>قَدْ</w:t>
+      </w:r>
+      <w:r>
+        <w:rPr>
+          <w:rtl/>
+        </w:rPr>
+        <w:t xml:space="preserve"> </w:t>
+      </w:r>
+      <w:r>
+        <w:rPr>
+          <w:rFonts w:hint="cs"/>
+          <w:rtl/>
+        </w:rPr>
+        <w:t>تَيَقَّنَّا</w:t>
+      </w:r>
+      <w:r>
+        <w:rPr>
+          <w:rtl/>
+        </w:rPr>
+        <w:t xml:space="preserve"> </w:t>
+      </w:r>
+      <w:r>
+        <w:rPr>
+          <w:rFonts w:hint="cs"/>
+          <w:rtl/>
+        </w:rPr>
+        <w:t>مِنْ</w:t>
+      </w:r>
+      <w:r>
+        <w:rPr>
+          <w:rtl/>
+        </w:rPr>
+        <w:t xml:space="preserve"> </w:t>
+      </w:r>
+      <w:r>
+        <w:rPr>
+          <w:rFonts w:hint="cs"/>
+          <w:rtl/>
+        </w:rPr>
+        <w:t>جِهَتِكُمْ</w:t>
+      </w:r>
+      <w:r>
+        <w:rPr>
+          <w:rtl/>
+        </w:rPr>
+        <w:t xml:space="preserve"> </w:t>
+      </w:r>
+      <w:r>
+        <w:rPr>
+          <w:rFonts w:hint="cs"/>
+          <w:rtl/>
+        </w:rPr>
+        <w:t>أَيُّهَا</w:t>
+      </w:r>
+      <w:r>
+        <w:rPr>
+          <w:rtl/>
+        </w:rPr>
+        <w:t xml:space="preserve"> </w:t>
+      </w:r>
+      <w:r>
+        <w:rPr>
+          <w:rFonts w:hint="cs"/>
+          <w:rtl/>
+        </w:rPr>
+        <w:t>الأَحِبَّاءُ،</w:t>
+      </w:r>
+      <w:r>
+        <w:rPr>
+          <w:rtl/>
+        </w:rPr>
+        <w:t xml:space="preserve"> </w:t>
+      </w:r>
+      <w:r>
+        <w:rPr>
+          <w:rFonts w:hint="cs"/>
+          <w:rtl/>
+        </w:rPr>
+        <w:t>أُمُورًا</w:t>
+      </w:r>
+      <w:r>
+        <w:rPr>
+          <w:rtl/>
+        </w:rPr>
+        <w:t xml:space="preserve"> </w:t>
+      </w:r>
+      <w:r>
+        <w:rPr>
+          <w:rFonts w:hint="cs"/>
+          <w:rtl/>
+        </w:rPr>
+        <w:t>أَفْضَلَ،</w:t>
+      </w:r>
+      <w:r>
+        <w:rPr>
+          <w:rtl/>
+        </w:rPr>
+        <w:t xml:space="preserve"> </w:t>
+      </w:r>
+      <w:r>
+        <w:rPr>
+          <w:rFonts w:hint="cs"/>
+          <w:rtl/>
+        </w:rPr>
+        <w:t>وَمُخْتَصَّةً</w:t>
+      </w:r>
+      <w:r>
+        <w:rPr>
+          <w:rtl/>
+        </w:rPr>
+        <w:t xml:space="preserve"> </w:t>
+      </w:r>
+      <w:r>
+        <w:rPr>
+          <w:rFonts w:hint="cs"/>
+          <w:rtl/>
+        </w:rPr>
+        <w:t>بِالْخَلاَصِ،</w:t>
+      </w:r>
+      <w:r>
+        <w:rPr>
+          <w:rtl/>
+        </w:rPr>
+        <w:t xml:space="preserve"> </w:t>
+      </w:r>
+      <w:r>
+        <w:rPr>
+          <w:rFonts w:hint="cs"/>
+          <w:rtl/>
+        </w:rPr>
+        <w:t>وَإِنْ</w:t>
+      </w:r>
+      <w:r>
+        <w:rPr>
+          <w:rtl/>
+        </w:rPr>
+        <w:t xml:space="preserve"> </w:t>
+      </w:r>
+      <w:r>
+        <w:rPr>
+          <w:rFonts w:hint="cs"/>
+          <w:rtl/>
+        </w:rPr>
+        <w:t>كُنَّا</w:t>
+      </w:r>
+      <w:r>
+        <w:rPr>
+          <w:rtl/>
+        </w:rPr>
+        <w:t xml:space="preserve"> </w:t>
+      </w:r>
+      <w:r>
+        <w:rPr>
+          <w:rFonts w:hint="cs"/>
+          <w:rtl/>
+        </w:rPr>
+        <w:t>نَتَكَلَّمُ</w:t>
+      </w:r>
+      <w:r>
+        <w:rPr>
+          <w:rtl/>
+        </w:rPr>
+        <w:t xml:space="preserve"> </w:t>
+      </w:r>
+      <w:r>
+        <w:rPr>
+          <w:rFonts w:hint="cs"/>
+          <w:rtl/>
+        </w:rPr>
+        <w:t>هكَذَا</w:t>
+      </w:r>
+      <w:r>
+        <w:rPr>
+          <w:rtl/>
+        </w:rPr>
+        <w:t>.</w:t>
+      </w:r>
+      <w:r>
+        <w:rPr>
+          <w:rtl/>
+        </w:rPr>
+        <w:t xml:space="preserve"> </w:t>
+      </w:r>
+      <w:r>
+        <w:rPr>
+          <w:rFonts w:hint="cs"/>
+          <w:rtl/>
+        </w:rPr>
+        <w:t xml:space="preserve">" فأنا أتكلم كما لو كان من الوارد أن بعضًا منكم لم يكن قد خلُص بعد. ولكن في داخلي فلدي اقتناعات أفضل. فأعتقد بأني أرى أمورًا فيكم تتميّز بالخلاص. إني أعتقد بأنه من الممكن ملاحظة علامات الخلاص فيكم. ولكني لا أريد الخاطرة، ولذا فإني سأحذركم بقدر ما يمكنني من جدية، حتى لا يسقط أحد في ذات المثال في عدم إيمان. فانتبهوا، فليس مكتوب هنا عن الكُفر (البُعد عن الله) أو العالمية؛ كلا، فالأمر متعلق بما هو أخطر من ذلك: لكي لا يسقط أحد منكم بحسب </w:t>
+      </w:r>
+      <w:r>
+        <w:rPr>
+          <w:rFonts w:hint="cs"/>
+          <w:rtl/>
+        </w:rPr>
+        <w:t>مثال عدم الإيمان ذاته.</w:t>
+      </w:r>
+    </w:p>
+    <w:p>
+      <w:pPr>
+        <w:rPr>
+          <w:rtl/>
+        </w:rPr>
+      </w:pPr>
+      <w:r>
+        <w:rPr>
+          <w:rFonts w:hint="cs"/>
+          <w:rtl/>
+        </w:rPr>
+        <w:t>أنت تفهمني: الذي يسقط في عدم إيمان هو غير مؤمن. لذا فنحن نفهم من قراءتنا لهذه الرسالة، بأن أكثر نقطة محورية يؤكد عليها على طول الخط بشكل دائم هو الإيمان: فالبار بالإيمان يحيا.</w:t>
+      </w:r>
+    </w:p>
+    <w:p>
+      <w:pPr>
+        <w:rPr>
+          <w:rtl/>
+        </w:rPr>
+      </w:pPr>
+      <w:r>
+        <w:rPr>
+          <w:rFonts w:hint="cs"/>
+          <w:rtl/>
+        </w:rPr>
+        <w:t>هل فعلاً تؤمن بأنه هو ابن الله؟ فكل مَن يعترف ويؤمن بأن يسوع المسيح، هو ابن الله، هو مولود من الله (1. يوحنا 5: 1). فكل مَن آمن بصدق في قلبه، بأن يسوع هو ابن الله، يحق له أن يتشجع من خلال هذه الرسالة. فجميع الذين لجأوا إليه ألقوا مرساة رجائهم على كلمة الله وق</w:t>
+      </w:r>
+      <w:r>
+        <w:rPr>
+          <w:rFonts w:hint="cs"/>
+          <w:rtl/>
+        </w:rPr>
+        <w:t>َ</w:t>
+      </w:r>
+      <w:r>
+        <w:rPr>
+          <w:rFonts w:hint="cs"/>
+          <w:rtl/>
+        </w:rPr>
+        <w:t>س</w:t>
+      </w:r>
+      <w:r>
+        <w:rPr>
+          <w:rFonts w:hint="cs"/>
+          <w:rtl/>
+        </w:rPr>
+        <w:t>َ</w:t>
+      </w:r>
+      <w:r>
+        <w:rPr>
+          <w:rFonts w:hint="cs"/>
+          <w:rtl/>
+        </w:rPr>
+        <w:t>م الله، وهو رجاء شُبّه بمرساة لا تُنتزع ابدًا، ثابتة ولا يمكن زعزعتها.</w:t>
+      </w:r>
+      <w:r>
+        <w:rPr>
+          <w:rFonts w:hint="cs"/>
+          <w:rtl/>
+        </w:rPr>
+        <w:t xml:space="preserve"> كل مؤمن هو في مأمن. وبذلك يحق لجميع المؤمنين فعلاً أن يتشجعوا، حتى وإن كانوا مثل بطرس أحيانًا غير متسقين وقد خيبوا أمل</w:t>
+      </w:r>
+      <w:r>
+        <w:rPr>
+          <w:rFonts w:hint="cs"/>
+          <w:rtl/>
+        </w:rPr>
+        <w:t xml:space="preserve"> وأنكروا الرب ذاته الذي يحبونه جدًا. كل مَن آمن بقلبه يحق له بأن يتشجع؛ لأننا لنا رئيس كهنة قادر على أن يخلص إلى التمام جميع المقتربين إلى الله من خلاله، إذ لأنه حي إلى كل الأبد. هو لن يفقد أي مؤمن. فكل مؤمن يعتمد على المسيح وحده فقط وعلى ذبيحته، يحق له بأن يتشجع. مهما بلغت أخطاؤه وضلالاته: فالحق يدوم بلا عثرة، بأن المسيح من خلال ذبيحته عن الخطية أكمل إلى الأبد إلى التمام الذين تقدسوا. وبالطبع الشرط في ذلك هو أن اعترافهم صادق ومُعترف به.</w:t>
+      </w:r>
+    </w:p>
+    <w:p>
+      <w:pPr>
+        <w:sectPr>
+          <w:pgSz w:w="11906" w:h="16838"/>
+          <w:pgMar w:top="1440" w:right="1440" w:bottom="1440" w:left="1440" w:header="708" w:footer="708" w:gutter="0"/>
+          <w:cols w:space="708"/>
+          <w:bidi/>
+          <w:rtlGutter/>
+          <w:docGrid w:linePitch="360"/>
+        </w:sectPr>
+      </w:pPr>
+      <w:r>
+        <w:rPr>
+          <w:rFonts w:hint="cs"/>
+          <w:rtl/>
+        </w:rPr>
+        <w:t>فأرجو أن لا يخيب أي واحد</w:t>
+      </w:r>
+      <w:r>
+        <w:rPr>
+          <w:rFonts w:hint="cs"/>
+          <w:rtl/>
+        </w:rPr>
+        <w:t xml:space="preserve"> فينا</w:t>
+      </w:r>
+      <w:r>
+        <w:rPr>
+          <w:rFonts w:hint="cs"/>
+          <w:rtl/>
+        </w:rPr>
+        <w:t xml:space="preserve"> أو يكون في عدم يقين.</w:t>
+      </w:r>
+      <w:r>
+        <w:rPr>
+          <w:rFonts w:hint="cs"/>
+          <w:rtl/>
+        </w:rPr>
+        <w:t xml:space="preserve"> فهذه الرسالة بالذات مليئة بالثقة واليقين، بأن المؤمن مهما بلغ ضعفه أيضًا، بأنه سيخلص. فالسؤال ال</w:t>
+      </w:r>
+      <w:r>
+        <w:rPr>
+          <w:rFonts w:hint="cs"/>
+          <w:rtl/>
+        </w:rPr>
+        <w:t>مهم: "هل أنت تؤمن؟" ليس بسيطًا وسهلاً: "هل قدمت اعترافك؟"، وإنما: "هل أنت فعلاً تؤمن؟" وإن كنت تؤمن فعلاً، فلسوف يخلصك إلى التمام. وليس هذا فقط؛ فالآخرون أيضًا سيرون في حياتك أمورًا متفق</w:t>
+      </w:r>
+      <w:r>
+        <w:rPr>
+          <w:rFonts w:hint="cs"/>
+          <w:rtl/>
+        </w:rPr>
+        <w:t>ة</w:t>
+      </w:r>
+      <w:r>
+        <w:rPr>
+          <w:rFonts w:hint="cs"/>
+          <w:rtl/>
+        </w:rPr>
+        <w:t xml:space="preserve"> مع خلاصك.</w:t>
+      </w:r>
+    </w:p>
+    <w:p>
+      <w:pPr>
+        <w:rPr>
+          <w:rtl/>
+        </w:rPr>
+      </w:pPr>
+      <w:hyperlink r:id="rId5" w:history="1">
         <w:r>
           <w:rPr>
             <w:rStyle w:val="Hyperlink"/>
-            <w:rFonts w:hint="cs"/>
             <w:rtl/>
           </w:rPr>
-          <w:t>أيضًا</w:t>
+          <w:t>إصحاح 1</w:t>
         </w:r>
       </w:hyperlink>
-      <w:r>
-        <w:rPr>
-          <w:rFonts w:hint="cs"/>
-          <w:rtl/>
-        </w:rPr>
-        <w:t xml:space="preserve">: </w:t>
+    </w:p>
+    <w:p>
+      <w:pPr>
+        <w:rPr>
+          <w:rtl/>
+        </w:rPr>
+      </w:pPr>
+      <w:r>
+        <w:rPr>
+          <w:rFonts w:hint="cs"/>
+          <w:rtl/>
+        </w:rPr>
+        <w:t>ألوهية المسيح</w:t>
+      </w:r>
+    </w:p>
+    <w:p>
+      <w:r>
+        <w:rPr>
+          <w:rFonts w:hint="cs"/>
+          <w:rtl/>
+        </w:rPr>
+        <w:t>على أمل بأن نطبق هذه الرسالة بشكل أفضل علينا، على قد</w:t>
+      </w:r>
+      <w:r>
+        <w:rPr>
+          <w:rFonts w:hint="cs"/>
+          <w:rtl/>
+        </w:rPr>
+        <w:t>ر</w:t>
+      </w:r>
+      <w:r>
+        <w:rPr>
+          <w:rFonts w:hint="cs"/>
+          <w:rtl/>
+        </w:rPr>
+        <w:t xml:space="preserve"> ما فهمنا بشكل أوضح ما تعنيه للمستلمين الحقيقيين، كنا قد حاولنا في الفصل الأخير بأن نقتطف ظروف مستلمي هذه الرسالة واختباراتهم الروحية. ولقد وجدنا بأنهم كانوا في حقبة زمنية أمام قرار ذات أكبر بُعد من الممكن أن نفكر فيه.</w:t>
+      </w:r>
+      <w:r>
+        <w:rPr>
+          <w:rFonts w:hint="cs"/>
+          <w:rtl/>
+        </w:rPr>
+        <w:t xml:space="preserve"> لقد كانوا عبرانيين اعترفوا بإيمانهم بالرب يسوع ولأجله عانى اعترافهم بعض العناء. فلقد توقعوا بأن الأمة سترجع سريعًا تائبة إلى المسيحية وبأن الرب سيردهم ثانية وهم على قيد </w:t>
+      </w:r>
+      <w:hyperlink r:id="rId6" w:anchor=":~:text=Jetzt%20begannen%20sie%20dahinterzukommen" w:history="1">
+        <w:r>
+          <w:rPr>
+            <w:rStyle w:val="Hyperlink"/>
+            <w:rtl/>
+          </w:rPr>
+          <w:t>الحياة</w:t>
+        </w:r>
+      </w:hyperlink>
+      <w:r>
+        <w:rPr>
+          <w:rFonts w:hint="cs"/>
+          <w:rtl/>
+        </w:rPr>
+        <w:t>.</w:t>
       </w:r>
     </w:p>
     <w:sectPr>
@@ -2264,7 +2794,7 @@
 </file>
 
 <file path=word/numbering.xml><?xml version="1.0" encoding="utf-8"?>
-<w:numbering xmlns:wpc="http://schemas.microsoft.com/office/word/2010/wordprocessingCanvas" xmlns:cx="http://schemas.microsoft.com/office/drawing/2014/chartex" xmlns:cx1="http://schemas.microsoft.com/office/drawing/2015/9/8/chartex" xmlns:cx2="http://schemas.microsoft.com/office/drawing/2015/10/21/chartex" xmlns:cx3="http://schemas.microsoft.com/office/drawing/2016/5/9/chartex" xmlns:cx4="http://schemas.microsoft.com/office/drawing/2016/5/10/chartex" xmlns:cx5="http://schemas.microsoft.com/office/drawing/2016/5/11/chartex" xmlns:cx6="http://schemas.microsoft.com/office/drawing/2016/5/12/chartex" xmlns:cx7="http://schemas.microsoft.com/office/drawing/2016/5/13/chartex" xmlns:cx8="http://schemas.microsoft.com/office/drawing/2016/5/14/chartex" xmlns:mc="http://schemas.openxmlformats.org/markup-compatibility/2006" xmlns:aink="http://schemas.microsoft.com/office/drawing/2016/ink" xmlns:am3d="http://schemas.microsoft.com/office/drawing/2017/model3d" xmlns:o="urn:schemas-microsoft-com:office:office" xmlns:oel="http://schemas.microsoft.com/office/2019/extlst" xmlns:r="http://schemas.openxmlformats.org/officeDocument/2006/relationships" xmlns:m="http://schemas.openxmlformats.org/officeDocument/2006/math" xmlns:v="urn:schemas-microsoft-com:vml" xmlns:wp14="http://schemas.microsoft.com/office/word/2010/wordprocessingDrawing" xmlns:wp="http://schemas.openxmlformats.org/drawingml/2006/wordprocessingDrawing" xmlns:w10="urn:schemas-microsoft-com:office:word" xmlns:w="http://schemas.openxmlformats.org/wordprocessingml/2006/main" xmlns:w14="http://schemas.microsoft.com/office/word/2010/wordml" xmlns:w15="http://schemas.microsoft.com/office/word/2012/wordml" xmlns:w16cex="http://schemas.microsoft.com/office/word/2018/wordml/cex" xmlns:w16cid="http://schemas.microsoft.com/office/word/2016/wordml/cid" xmlns:w16="http://schemas.microsoft.com/office/word/2018/wordml" xmlns:w16du="http://schemas.microsoft.com/office/word/2023/wordml/word16du" xmlns:w16sdtdh="http://schemas.microsoft.com/office/word/2020/wordml/sdtdatahash" xmlns:w16se="http://schemas.microsoft.com/office/word/2015/wordml/symex" xmlns:wpg="http://schemas.microsoft.com/office/word/2010/wordprocessingGroup" xmlns:wpi="http://schemas.microsoft.com/office/word/2010/wordprocessingInk" xmlns:wne="http://schemas.microsoft.com/office/word/2006/wordml" xmlns:wps="http://schemas.microsoft.com/office/word/2010/wordprocessingShape" mc:Ignorable="w14 w15 w16se w16cid w16 w16cex w16sdtdh wp14">
+<w:numbering xmlns:wpc="http://schemas.microsoft.com/office/word/2010/wordprocessingCanvas" xmlns:cx="http://schemas.microsoft.com/office/drawing/2014/chartex" xmlns:cx1="http://schemas.microsoft.com/office/drawing/2015/9/8/chartex" xmlns:cx2="http://schemas.microsoft.com/office/drawing/2015/10/21/chartex" xmlns:cx3="http://schemas.microsoft.com/office/drawing/2016/5/9/chartex" xmlns:cx4="http://schemas.microsoft.com/office/drawing/2016/5/10/chartex" xmlns:cx5="http://schemas.microsoft.com/office/drawing/2016/5/11/chartex" xmlns:cx6="http://schemas.microsoft.com/office/drawing/2016/5/12/chartex" xmlns:cx7="http://schemas.microsoft.com/office/drawing/2016/5/13/chartex" xmlns:cx8="http://schemas.microsoft.com/office/drawing/2016/5/14/chartex" xmlns:mc="http://schemas.openxmlformats.org/markup-compatibility/2006" xmlns:aink="http://schemas.microsoft.com/office/drawing/2016/ink" xmlns:am3d="http://schemas.microsoft.com/office/drawing/2017/model3d" xmlns:o="urn:schemas-microsoft-com:office:office" xmlns:oel="http://schemas.microsoft.com/office/2019/extlst" xmlns:r="http://schemas.openxmlformats.org/officeDocument/2006/relationships" xmlns:m="http://schemas.openxmlformats.org/officeDocument/2006/math" xmlns:v="urn:schemas-microsoft-com:vml" xmlns:wp14="http://schemas.microsoft.com/office/word/2010/wordprocessingDrawing" xmlns:wp="http://schemas.openxmlformats.org/drawingml/2006/wordprocessingDrawing" xmlns:w10="urn:schemas-microsoft-com:office:word" xmlns:w="http://schemas.openxmlformats.org/wordprocessingml/2006/main" xmlns:w14="http://schemas.microsoft.com/office/word/2010/wordml" xmlns:w15="http://schemas.microsoft.com/office/word/2012/wordml" xmlns:w16cex="http://schemas.microsoft.com/office/word/2018/wordml/cex" xmlns:w16cid="http://schemas.microsoft.com/office/word/2016/wordml/cid" xmlns:w16="http://schemas.microsoft.com/office/word/2018/wordml" xmlns:w16du="http://schemas.microsoft.com/office/word/2023/wordml/word16du" xmlns:w16sdtdh="http://schemas.microsoft.com/office/word/2020/wordml/sdtdatahash" xmlns:w16sdtfl="http://schemas.microsoft.com/office/word/2024/wordml/sdtformatlock" xmlns:w16se="http://schemas.microsoft.com/office/word/2015/wordml/symex" xmlns:wpg="http://schemas.microsoft.com/office/word/2010/wordprocessingGroup" xmlns:wpi="http://schemas.microsoft.com/office/word/2010/wordprocessingInk" xmlns:wne="http://schemas.microsoft.com/office/word/2006/wordml" xmlns:wps="http://schemas.microsoft.com/office/word/2010/wordprocessingShape" mc:Ignorable="w14 w15 w16se w16cid w16 w16cex w16sdtdh w16sdtfl w16du wp14">
   <w:abstractNum w:abstractNumId="0" w15:restartNumberingAfterBreak="0">
     <w:nsid w:val="19947506"/>
     <w:multiLevelType w:val="hybridMultilevel"/>
@@ -2384,7 +2914,7 @@
 </file>
 
 <file path=word/styles.xml><?xml version="1.0" encoding="utf-8"?>
-<w:styles xmlns:mc="http://schemas.openxmlformats.org/markup-compatibility/2006" xmlns:r="http://schemas.openxmlformats.org/officeDocument/2006/relationships" xmlns:w="http://schemas.openxmlformats.org/wordprocessingml/2006/main" xmlns:w14="http://schemas.microsoft.com/office/word/2010/wordml" xmlns:w15="http://schemas.microsoft.com/office/word/2012/wordml" xmlns:w16cex="http://schemas.microsoft.com/office/word/2018/wordml/cex" xmlns:w16cid="http://schemas.microsoft.com/office/word/2016/wordml/cid" xmlns:w16="http://schemas.microsoft.com/office/word/2018/wordml" xmlns:w16sdtdh="http://schemas.microsoft.com/office/word/2020/wordml/sdtdatahash" xmlns:w16se="http://schemas.microsoft.com/office/word/2015/wordml/symex" mc:Ignorable="w14 w15 w16se w16cid w16 w16cex w16sdtdh">
+<w:styles xmlns:mc="http://schemas.openxmlformats.org/markup-compatibility/2006" xmlns:r="http://schemas.openxmlformats.org/officeDocument/2006/relationships" xmlns:w="http://schemas.openxmlformats.org/wordprocessingml/2006/main" xmlns:w14="http://schemas.microsoft.com/office/word/2010/wordml" xmlns:w15="http://schemas.microsoft.com/office/word/2012/wordml" xmlns:w16cex="http://schemas.microsoft.com/office/word/2018/wordml/cex" xmlns:w16cid="http://schemas.microsoft.com/office/word/2016/wordml/cid" xmlns:w16="http://schemas.microsoft.com/office/word/2018/wordml" xmlns:w16du="http://schemas.microsoft.com/office/word/2023/wordml/word16du" xmlns:w16sdtdh="http://schemas.microsoft.com/office/word/2020/wordml/sdtdatahash" xmlns:w16sdtfl="http://schemas.microsoft.com/office/word/2024/wordml/sdtformatlock" xmlns:w16se="http://schemas.microsoft.com/office/word/2015/wordml/symex" mc:Ignorable="w14 w15 w16se w16cid w16 w16cex w16sdtdh w16sdtfl w16du">
   <w:docDefaults>
     <w:rPrDefault>
       <w:rPr>
